--- a/documents/Projeto Site.docx
+++ b/documents/Projeto Site.docx
@@ -4,7 +4,7 @@
   <w:body>
     <w:p>
       <w:pPr>
-        <w:pStyle w:val="Ttulo1"/>
+        <w:pStyle w:val="Heading1"/>
       </w:pPr>
       <w:r>
         <w:t>Proposta</w:t>
@@ -20,7 +20,7 @@
     </w:p>
     <w:p>
       <w:pPr>
-        <w:pStyle w:val="PargrafodaLista"/>
+        <w:pStyle w:val="ListParagraph"/>
         <w:numPr>
           <w:ilvl w:val="0"/>
           <w:numId w:val="1"/>
@@ -32,7 +32,7 @@
     </w:p>
     <w:p>
       <w:pPr>
-        <w:pStyle w:val="PargrafodaLista"/>
+        <w:pStyle w:val="ListParagraph"/>
         <w:numPr>
           <w:ilvl w:val="0"/>
           <w:numId w:val="1"/>
@@ -44,7 +44,7 @@
     </w:p>
     <w:p>
       <w:pPr>
-        <w:pStyle w:val="PargrafodaLista"/>
+        <w:pStyle w:val="ListParagraph"/>
         <w:numPr>
           <w:ilvl w:val="0"/>
           <w:numId w:val="1"/>
@@ -56,7 +56,7 @@
     </w:p>
     <w:p>
       <w:pPr>
-        <w:pStyle w:val="PargrafodaLista"/>
+        <w:pStyle w:val="ListParagraph"/>
         <w:numPr>
           <w:ilvl w:val="0"/>
           <w:numId w:val="1"/>
@@ -68,7 +68,7 @@
     </w:p>
     <w:p>
       <w:pPr>
-        <w:pStyle w:val="PargrafodaLista"/>
+        <w:pStyle w:val="ListParagraph"/>
         <w:numPr>
           <w:ilvl w:val="0"/>
           <w:numId w:val="1"/>
@@ -88,7 +88,7 @@
     </w:p>
     <w:p>
       <w:pPr>
-        <w:pStyle w:val="Ttulo1"/>
+        <w:pStyle w:val="Heading1"/>
       </w:pPr>
       <w:r>
         <w:t>Resumo das Telas</w:t>
@@ -96,7 +96,7 @@
     </w:p>
     <w:p>
       <w:pPr>
-        <w:pStyle w:val="PargrafodaLista"/>
+        <w:pStyle w:val="ListParagraph"/>
         <w:numPr>
           <w:ilvl w:val="0"/>
           <w:numId w:val="1"/>
@@ -115,7 +115,7 @@
     </w:p>
     <w:p>
       <w:pPr>
-        <w:pStyle w:val="PargrafodaLista"/>
+        <w:pStyle w:val="ListParagraph"/>
         <w:numPr>
           <w:ilvl w:val="0"/>
           <w:numId w:val="1"/>
@@ -134,7 +134,7 @@
     </w:p>
     <w:p>
       <w:pPr>
-        <w:pStyle w:val="PargrafodaLista"/>
+        <w:pStyle w:val="ListParagraph"/>
         <w:numPr>
           <w:ilvl w:val="0"/>
           <w:numId w:val="1"/>
@@ -153,7 +153,7 @@
     </w:p>
     <w:p>
       <w:pPr>
-        <w:pStyle w:val="PargrafodaLista"/>
+        <w:pStyle w:val="ListParagraph"/>
         <w:numPr>
           <w:ilvl w:val="0"/>
           <w:numId w:val="1"/>
@@ -172,7 +172,7 @@
     </w:p>
     <w:p>
       <w:pPr>
-        <w:pStyle w:val="PargrafodaLista"/>
+        <w:pStyle w:val="ListParagraph"/>
         <w:numPr>
           <w:ilvl w:val="0"/>
           <w:numId w:val="1"/>
@@ -191,7 +191,7 @@
     </w:p>
     <w:p>
       <w:pPr>
-        <w:pStyle w:val="PargrafodaLista"/>
+        <w:pStyle w:val="ListParagraph"/>
         <w:numPr>
           <w:ilvl w:val="0"/>
           <w:numId w:val="1"/>
@@ -210,7 +210,7 @@
     </w:p>
     <w:p>
       <w:pPr>
-        <w:pStyle w:val="Ttulo1"/>
+        <w:pStyle w:val="Heading1"/>
       </w:pPr>
       <w:r>
         <w:t xml:space="preserve">Tela 01: </w:t>
@@ -221,7 +221,7 @@
     </w:p>
     <w:tbl>
       <w:tblPr>
-        <w:tblStyle w:val="Tabelacomgrade"/>
+        <w:tblStyle w:val="TableGrid"/>
         <w:tblW w:w="0" w:type="auto"/>
         <w:tblLook w:val="04A0" w:firstRow="1" w:lastRow="0" w:firstColumn="1" w:lastColumn="0" w:noHBand="0" w:noVBand="1"/>
       </w:tblPr>
@@ -611,31 +611,10 @@
               <w:t xml:space="preserve">É o nome do personagem. Esse mesmo nome é usado para poder salvar o </w:t>
             </w:r>
             <w:r>
-              <w:t xml:space="preserve">arquivo. </w:t>
-            </w:r>
-            <w:proofErr w:type="spellStart"/>
-            <w:r>
-              <w:t>json</w:t>
-            </w:r>
-            <w:proofErr w:type="spellEnd"/>
-            <w:r>
-              <w:t xml:space="preserve"> e .</w:t>
-            </w:r>
-            <w:proofErr w:type="spellStart"/>
-            <w:r>
-              <w:t>md</w:t>
-            </w:r>
-            <w:proofErr w:type="spellEnd"/>
-            <w:r>
-              <w:t>, no formato “{nome</w:t>
-            </w:r>
-            <w:proofErr w:type="gramStart"/>
-            <w:r>
-              <w:t>}.{</w:t>
-            </w:r>
-            <w:proofErr w:type="gramEnd"/>
-            <w:r>
-              <w:t xml:space="preserve">file}”. Na persistência, não é salvo acentos, espaçamento ou caracteres especiais. No caso de acentos, é </w:t>
+              <w:t>arquivo. json</w:t>
+            </w:r>
+            <w:r>
+              <w:t xml:space="preserve"> e .md, no formato “{nome}.{file}”. Na persistência, não é salvo acentos, espaçamento ou caracteres especiais. No caso de acentos, é </w:t>
             </w:r>
             <w:r>
               <w:t>substituído</w:t>
@@ -1253,16 +1232,7 @@
               <w:jc w:val="left"/>
             </w:pPr>
             <w:r>
-              <w:t xml:space="preserve">O usuário deve digitar o </w:t>
-            </w:r>
-            <w:r>
-              <w:t>peso em quilos</w:t>
-            </w:r>
-            <w:r>
-              <w:t xml:space="preserve">. </w:t>
-            </w:r>
-            <w:r>
-              <w:t xml:space="preserve">O valor padrão é </w:t>
+              <w:t xml:space="preserve">O usuário deve digitar o peso em quilos. O valor padrão é </w:t>
             </w:r>
             <w:r>
               <w:t>60 kg.</w:t>
@@ -1348,25 +1318,7 @@
               <w:jc w:val="left"/>
             </w:pPr>
             <w:r>
-              <w:t xml:space="preserve">Com base no valor preenchido no campo de ID </w:t>
-            </w:r>
-            <w:r>
-              <w:t>11</w:t>
-            </w:r>
-            <w:r>
-              <w:t xml:space="preserve">, ele calcula o </w:t>
-            </w:r>
-            <w:r>
-              <w:t>MP</w:t>
-            </w:r>
-            <w:r>
-              <w:t xml:space="preserve">, somando o valor do campo de ID </w:t>
-            </w:r>
-            <w:r>
-              <w:t>12</w:t>
-            </w:r>
-            <w:r>
-              <w:t>.</w:t>
+              <w:t>Com base no valor preenchido no campo de ID 11, ele calcula o MP, somando o valor do campo de ID 12.</w:t>
             </w:r>
           </w:p>
         </w:tc>
@@ -1449,13 +1401,7 @@
               <w:jc w:val="left"/>
             </w:pPr>
             <w:r>
-              <w:t xml:space="preserve">O usuário pode digitar um valor para aumentar ou diminuir manualmente o resultado do campo de ID </w:t>
-            </w:r>
-            <w:r>
-              <w:t>11</w:t>
-            </w:r>
-            <w:r>
-              <w:t>. O valor padrão é 0.</w:t>
+              <w:t>O usuário pode digitar um valor para aumentar ou diminuir manualmente o resultado do campo de ID 11. O valor padrão é 0.</w:t>
             </w:r>
           </w:p>
         </w:tc>
@@ -1524,10 +1470,7 @@
               <w:jc w:val="left"/>
             </w:pPr>
             <w:r>
-              <w:t xml:space="preserve">Caractere </w:t>
-            </w:r>
-            <w:r>
-              <w:t>(máximo 20)</w:t>
+              <w:t>Caractere (máximo 20)</w:t>
             </w:r>
           </w:p>
         </w:tc>
@@ -1544,75 +1487,16 @@
               <w:t>O usuário deve digitar uma data</w:t>
             </w:r>
             <w:r>
-              <w:t xml:space="preserve"> no formato “{</w:t>
-            </w:r>
-            <w:proofErr w:type="spellStart"/>
-            <w:r>
-              <w:t>year</w:t>
-            </w:r>
-            <w:proofErr w:type="spellEnd"/>
-            <w:r>
-              <w:t>}/{</w:t>
-            </w:r>
-            <w:proofErr w:type="spellStart"/>
-            <w:r>
-              <w:t>month</w:t>
-            </w:r>
-            <w:proofErr w:type="spellEnd"/>
-            <w:r>
-              <w:t>}/{</w:t>
-            </w:r>
-            <w:proofErr w:type="spellStart"/>
-            <w:r>
-              <w:t>day</w:t>
-            </w:r>
-            <w:proofErr w:type="spellEnd"/>
-            <w:r>
-              <w:t>}”</w:t>
-            </w:r>
-            <w:r>
-              <w:t xml:space="preserve"> ou </w:t>
-            </w:r>
-            <w:r>
-              <w:t>“{</w:t>
-            </w:r>
-            <w:proofErr w:type="spellStart"/>
-            <w:r>
-              <w:t>da</w:t>
+              <w:t xml:space="preserve"> no formato “{year}/{month}/{day}”</w:t>
+            </w:r>
+            <w:r>
+              <w:t xml:space="preserve"> ou “{da</w:t>
             </w:r>
             <w:r>
               <w:t>y</w:t>
             </w:r>
-            <w:proofErr w:type="spellEnd"/>
-            <w:r>
-              <w:t>}/{</w:t>
-            </w:r>
-            <w:proofErr w:type="spellStart"/>
-            <w:r>
-              <w:t>month</w:t>
-            </w:r>
-            <w:proofErr w:type="spellEnd"/>
-            <w:r>
-              <w:t>}/{</w:t>
-            </w:r>
-            <w:proofErr w:type="spellStart"/>
-            <w:r>
-              <w:t>year</w:t>
-            </w:r>
-            <w:proofErr w:type="spellEnd"/>
-            <w:r>
-              <w:t>}”</w:t>
-            </w:r>
-            <w:r>
-              <w:t>, seguido no calendário que pode ser “logi” ou “</w:t>
-            </w:r>
-            <w:proofErr w:type="spellStart"/>
-            <w:r>
-              <w:t>c.e</w:t>
-            </w:r>
-            <w:proofErr w:type="spellEnd"/>
-            <w:r>
-              <w:t>.”</w:t>
+            <w:r>
+              <w:t>}/{month}/{year}”, seguido no calendário que pode ser “logi” ou “c.e.”</w:t>
             </w:r>
             <w:r>
               <w:t xml:space="preserve"> (pode ser digitado “calendário élfico/elfo”). Se o calendário digitado no texto for logi, o formato avaliado é ano</w:t>
@@ -1621,23 +1505,7 @@
               <w:t xml:space="preserve">/mês/dia, enquanto o calendário élfico é avaliado no formato dia/mês/ano.  </w:t>
             </w:r>
             <w:r>
-              <w:t>O sistema deve ser capaz de avaliar se o formato está correto, porém tanto dia, quanto mês, são campos opcionais. Se o usuário escrever apenas “{</w:t>
-            </w:r>
-            <w:proofErr w:type="spellStart"/>
-            <w:r>
-              <w:t>year</w:t>
-            </w:r>
-            <w:proofErr w:type="spellEnd"/>
-            <w:r>
-              <w:t>} {</w:t>
-            </w:r>
-            <w:proofErr w:type="spellStart"/>
-            <w:r>
-              <w:t>calender</w:t>
-            </w:r>
-            <w:proofErr w:type="spellEnd"/>
-            <w:r>
-              <w:t>}” o sistema</w:t>
+              <w:t>O sistema deve ser capaz de avaliar se o formato está correto, porém tanto dia, quanto mês, são campos opcionais. Se o usuário escrever apenas “{year} {calender}” o sistema</w:t>
             </w:r>
             <w:r>
               <w:t xml:space="preserve"> avalia como correto.</w:t>
@@ -1810,10 +1678,7 @@
               <w:jc w:val="left"/>
             </w:pPr>
             <w:r>
-              <w:t xml:space="preserve">Caractere </w:t>
-            </w:r>
-            <w:r>
-              <w:t>(máximo 40)</w:t>
+              <w:t>Caractere (máximo 40)</w:t>
             </w:r>
           </w:p>
         </w:tc>
@@ -2082,23 +1947,7 @@
               <w:t xml:space="preserve"> e com base no valor do campo de ID 20, calcula qual é a afinidade baseada na consulta.</w:t>
             </w:r>
             <w:r>
-              <w:t xml:space="preserve"> Faz também uma consulta para determinar o nome dado a afinidade, retornando um resultado no formato “{</w:t>
-            </w:r>
-            <w:proofErr w:type="spellStart"/>
-            <w:r>
-              <w:t>afin</w:t>
-            </w:r>
-            <w:proofErr w:type="spellEnd"/>
-            <w:r>
-              <w:t>} ({</w:t>
-            </w:r>
-            <w:proofErr w:type="spellStart"/>
-            <w:r>
-              <w:t>lvl</w:t>
-            </w:r>
-            <w:proofErr w:type="spellEnd"/>
-            <w:r>
-              <w:t>})”</w:t>
+              <w:t xml:space="preserve"> Faz também uma consulta para determinar o nome dado a afinidade, retornando um resultado no formato “{afin} ({lvl})”</w:t>
             </w:r>
           </w:p>
         </w:tc>
@@ -2181,13 +2030,7 @@
               <w:jc w:val="left"/>
             </w:pPr>
             <w:r>
-              <w:t xml:space="preserve">O sistema faz uma consulta na lista de essências necessárias e com base no valor do campo de ID 20, calcula qual é a </w:t>
-            </w:r>
-            <w:r>
-              <w:t>eficiência</w:t>
-            </w:r>
-            <w:r>
-              <w:t xml:space="preserve"> baseada na consulta.</w:t>
+              <w:t>O sistema faz uma consulta na lista de essências necessárias e com base no valor do campo de ID 20, calcula qual é a eficiência baseada na consulta.</w:t>
             </w:r>
           </w:p>
         </w:tc>
@@ -2359,10 +2202,7 @@
               <w:jc w:val="left"/>
             </w:pPr>
             <w:r>
-              <w:t xml:space="preserve">O usuário pode escrever o nome </w:t>
-            </w:r>
-            <w:r>
-              <w:t>da divindade que ele segue, caso tenha uma.</w:t>
+              <w:t>O usuário pode escrever o nome da divindade que ele segue, caso tenha uma.</w:t>
             </w:r>
           </w:p>
         </w:tc>
@@ -2432,55 +2272,21 @@
               <w:jc w:val="left"/>
             </w:pPr>
             <w:r>
-              <w:t xml:space="preserve">Caractere </w:t>
-            </w:r>
-            <w:r>
-              <w:t>(máximo 20)</w:t>
-            </w:r>
-          </w:p>
-        </w:tc>
-        <w:tc>
-          <w:tcPr>
-            <w:tcW w:w="0" w:type="auto"/>
-            <w:vAlign w:val="center"/>
-          </w:tcPr>
-          <w:p>
-            <w:pPr>
-              <w:jc w:val="left"/>
-            </w:pPr>
-            <w:r>
-              <w:t xml:space="preserve">O sistema faz uma consulta na lista de </w:t>
-            </w:r>
-            <w:r>
-              <w:t>carma</w:t>
-            </w:r>
-            <w:r>
-              <w:t xml:space="preserve"> necessárias e com base no valor do campo de ID </w:t>
-            </w:r>
-            <w:r>
-              <w:t>23</w:t>
-            </w:r>
-            <w:r>
-              <w:t xml:space="preserve">, </w:t>
-            </w:r>
-            <w:r>
-              <w:t>calcula o nível do alinhamento e consulta o nome, retornando um resultado no formato “{</w:t>
-            </w:r>
-            <w:proofErr w:type="spellStart"/>
-            <w:r>
-              <w:t>align</w:t>
-            </w:r>
-            <w:proofErr w:type="spellEnd"/>
-            <w:r>
-              <w:t>} ({</w:t>
-            </w:r>
-            <w:proofErr w:type="spellStart"/>
-            <w:r>
-              <w:t>lvl</w:t>
-            </w:r>
-            <w:proofErr w:type="spellEnd"/>
-            <w:r>
-              <w:t>})”</w:t>
+              <w:t>Caractere (máximo 20)</w:t>
+            </w:r>
+          </w:p>
+        </w:tc>
+        <w:tc>
+          <w:tcPr>
+            <w:tcW w:w="0" w:type="auto"/>
+            <w:vAlign w:val="center"/>
+          </w:tcPr>
+          <w:p>
+            <w:pPr>
+              <w:jc w:val="left"/>
+            </w:pPr>
+            <w:r>
+              <w:t>O sistema faz uma consulta na lista de carma necessárias e com base no valor do campo de ID 23, calcula o nível do alinhamento e consulta o nome, retornando um resultado no formato “{align} ({lvl})”</w:t>
             </w:r>
             <w:r>
               <w:t>.</w:t>
@@ -2732,41 +2538,7 @@
               <w:jc w:val="left"/>
             </w:pPr>
             <w:r>
-              <w:t xml:space="preserve">O sistema faz uma consulta na lista de </w:t>
-            </w:r>
-            <w:r>
-              <w:t>pontos de legado</w:t>
-            </w:r>
-            <w:r>
-              <w:t xml:space="preserve"> necessárias e com base no valor do campo de ID </w:t>
-            </w:r>
-            <w:r>
-              <w:t>26</w:t>
-            </w:r>
-            <w:r>
-              <w:t>, calcula o nível d</w:t>
-            </w:r>
-            <w:r>
-              <w:t xml:space="preserve">a raridade </w:t>
-            </w:r>
-            <w:r>
-              <w:t>e consulta o nome, retornando um resultado no formato “{</w:t>
-            </w:r>
-            <w:proofErr w:type="spellStart"/>
-            <w:r>
-              <w:t>rarity</w:t>
-            </w:r>
-            <w:proofErr w:type="spellEnd"/>
-            <w:r>
-              <w:t>} ({</w:t>
-            </w:r>
-            <w:proofErr w:type="spellStart"/>
-            <w:r>
-              <w:t>lvl</w:t>
-            </w:r>
-            <w:proofErr w:type="spellEnd"/>
-            <w:r>
-              <w:t>})”.</w:t>
+              <w:t>O sistema faz uma consulta na lista de pontos de legado necessárias e com base no valor do campo de ID 26, calcula o nível da raridade e consulta o nome, retornando um resultado no formato “{rarity} ({lvl})”.</w:t>
             </w:r>
           </w:p>
         </w:tc>
@@ -2849,13 +2621,7 @@
               <w:jc w:val="left"/>
             </w:pPr>
             <w:r>
-              <w:t xml:space="preserve">O usuário digita os pontos de </w:t>
-            </w:r>
-            <w:r>
-              <w:t>legado</w:t>
-            </w:r>
-            <w:r>
-              <w:t xml:space="preserve"> que possui.</w:t>
+              <w:t>O usuário digita os pontos de legado que possui.</w:t>
             </w:r>
           </w:p>
         </w:tc>
@@ -2878,7 +2644,7 @@
     <w:p/>
     <w:p>
       <w:pPr>
-        <w:pStyle w:val="Ttulo2"/>
+        <w:pStyle w:val="Heading2"/>
       </w:pPr>
       <w:r>
         <w:t>Campos</w:t>
@@ -2886,7 +2652,7 @@
     </w:p>
     <w:p>
       <w:pPr>
-        <w:pStyle w:val="Ttulo3"/>
+        <w:pStyle w:val="Heading3"/>
       </w:pPr>
       <w:r>
         <w:t>Calendário</w:t>
@@ -2926,7 +2692,7 @@
     </w:p>
     <w:p>
       <w:pPr>
-        <w:pStyle w:val="Ttulo1"/>
+        <w:pStyle w:val="Heading1"/>
       </w:pPr>
       <w:r>
         <w:t>Tela 0</w:t>
@@ -2938,12 +2704,3829 @@
         <w:t xml:space="preserve">: </w:t>
       </w:r>
       <w:r>
-        <w:t>Calculadora de Dano</w:t>
+        <w:t>Estatísticas do Personagem</w:t>
       </w:r>
     </w:p>
     <w:tbl>
       <w:tblPr>
-        <w:tblStyle w:val="Tabelacomgrade"/>
+        <w:tblStyle w:val="TableGrid"/>
+        <w:tblW w:w="0" w:type="auto"/>
+        <w:tblLook w:val="04A0" w:firstRow="1" w:lastRow="0" w:firstColumn="1" w:lastColumn="0" w:noHBand="0" w:noVBand="1"/>
+      </w:tblPr>
+      <w:tblGrid>
+        <w:gridCol w:w="430"/>
+        <w:gridCol w:w="1591"/>
+        <w:gridCol w:w="828"/>
+        <w:gridCol w:w="1190"/>
+        <w:gridCol w:w="4504"/>
+        <w:gridCol w:w="1193"/>
+      </w:tblGrid>
+      <w:tr>
+        <w:tc>
+          <w:tcPr>
+            <w:tcW w:w="0" w:type="auto"/>
+            <w:vAlign w:val="center"/>
+          </w:tcPr>
+          <w:p>
+            <w:pPr>
+              <w:rPr>
+                <w:b/>
+                <w:bCs/>
+              </w:rPr>
+            </w:pPr>
+            <w:r>
+              <w:rPr>
+                <w:b/>
+                <w:bCs/>
+              </w:rPr>
+              <w:t>ID</w:t>
+            </w:r>
+          </w:p>
+        </w:tc>
+        <w:tc>
+          <w:tcPr>
+            <w:tcW w:w="0" w:type="auto"/>
+            <w:vAlign w:val="center"/>
+          </w:tcPr>
+          <w:p>
+            <w:pPr>
+              <w:jc w:val="left"/>
+              <w:rPr>
+                <w:b/>
+                <w:bCs/>
+              </w:rPr>
+            </w:pPr>
+            <w:r>
+              <w:rPr>
+                <w:b/>
+                <w:bCs/>
+              </w:rPr>
+              <w:t>Campo</w:t>
+            </w:r>
+          </w:p>
+        </w:tc>
+        <w:tc>
+          <w:tcPr>
+            <w:tcW w:w="0" w:type="auto"/>
+            <w:vAlign w:val="center"/>
+          </w:tcPr>
+          <w:p>
+            <w:pPr>
+              <w:jc w:val="left"/>
+              <w:rPr>
+                <w:b/>
+                <w:bCs/>
+              </w:rPr>
+            </w:pPr>
+            <w:r>
+              <w:rPr>
+                <w:b/>
+                <w:bCs/>
+              </w:rPr>
+              <w:t>I/S</w:t>
+            </w:r>
+          </w:p>
+        </w:tc>
+        <w:tc>
+          <w:tcPr>
+            <w:tcW w:w="0" w:type="auto"/>
+            <w:vAlign w:val="center"/>
+          </w:tcPr>
+          <w:p>
+            <w:pPr>
+              <w:jc w:val="left"/>
+              <w:rPr>
+                <w:b/>
+                <w:bCs/>
+              </w:rPr>
+            </w:pPr>
+            <w:r>
+              <w:rPr>
+                <w:b/>
+                <w:bCs/>
+              </w:rPr>
+              <w:t>Tipo</w:t>
+            </w:r>
+          </w:p>
+        </w:tc>
+        <w:tc>
+          <w:tcPr>
+            <w:tcW w:w="0" w:type="auto"/>
+            <w:vAlign w:val="center"/>
+          </w:tcPr>
+          <w:p>
+            <w:pPr>
+              <w:jc w:val="left"/>
+              <w:rPr>
+                <w:b/>
+                <w:bCs/>
+              </w:rPr>
+            </w:pPr>
+            <w:r>
+              <w:rPr>
+                <w:b/>
+                <w:bCs/>
+              </w:rPr>
+              <w:t>Descrição</w:t>
+            </w:r>
+          </w:p>
+        </w:tc>
+        <w:tc>
+          <w:tcPr>
+            <w:tcW w:w="0" w:type="auto"/>
+            <w:vAlign w:val="center"/>
+          </w:tcPr>
+          <w:p>
+            <w:pPr>
+              <w:jc w:val="center"/>
+              <w:rPr>
+                <w:b/>
+                <w:bCs/>
+              </w:rPr>
+            </w:pPr>
+            <w:r>
+              <w:rPr>
+                <w:b/>
+                <w:bCs/>
+              </w:rPr>
+              <w:t>Requisito</w:t>
+            </w:r>
+          </w:p>
+        </w:tc>
+      </w:tr>
+      <w:tr>
+        <w:tc>
+          <w:tcPr>
+            <w:tcW w:w="0" w:type="auto"/>
+            <w:vAlign w:val="center"/>
+          </w:tcPr>
+          <w:p>
+            <w:r>
+              <w:t>01</w:t>
+            </w:r>
+          </w:p>
+        </w:tc>
+        <w:tc>
+          <w:tcPr>
+            <w:tcW w:w="0" w:type="auto"/>
+            <w:vAlign w:val="center"/>
+          </w:tcPr>
+          <w:p>
+            <w:pPr>
+              <w:jc w:val="left"/>
+            </w:pPr>
+            <w:r>
+              <w:t>Atributos Primários</w:t>
+            </w:r>
+          </w:p>
+        </w:tc>
+        <w:tc>
+          <w:tcPr>
+            <w:tcW w:w="0" w:type="auto"/>
+            <w:vAlign w:val="center"/>
+          </w:tcPr>
+          <w:p>
+            <w:pPr>
+              <w:jc w:val="left"/>
+            </w:pPr>
+            <w:r>
+              <w:t>Input</w:t>
+            </w:r>
+          </w:p>
+        </w:tc>
+        <w:tc>
+          <w:tcPr>
+            <w:tcW w:w="0" w:type="auto"/>
+            <w:vAlign w:val="center"/>
+          </w:tcPr>
+          <w:p>
+            <w:pPr>
+              <w:jc w:val="left"/>
+            </w:pPr>
+            <w:r>
+              <w:t>Número Inteiro Positivo</w:t>
+            </w:r>
+          </w:p>
+        </w:tc>
+        <w:tc>
+          <w:tcPr>
+            <w:tcW w:w="0" w:type="auto"/>
+            <w:vAlign w:val="center"/>
+          </w:tcPr>
+          <w:p>
+            <w:pPr>
+              <w:jc w:val="left"/>
+            </w:pPr>
+            <w:r>
+              <w:t>É composto pelos atributos “Físico”, “Mental” e “Místico”</w:t>
+            </w:r>
+          </w:p>
+        </w:tc>
+        <w:tc>
+          <w:tcPr>
+            <w:tcW w:w="0" w:type="auto"/>
+            <w:vAlign w:val="center"/>
+          </w:tcPr>
+          <w:p>
+            <w:pPr>
+              <w:jc w:val="center"/>
+            </w:pPr>
+            <w:r>
+              <w:t>Obrigatório</w:t>
+            </w:r>
+          </w:p>
+        </w:tc>
+      </w:tr>
+      <w:tr>
+        <w:tc>
+          <w:tcPr>
+            <w:tcW w:w="0" w:type="auto"/>
+            <w:vAlign w:val="center"/>
+          </w:tcPr>
+          <w:p>
+            <w:r>
+              <w:t>02</w:t>
+            </w:r>
+          </w:p>
+        </w:tc>
+        <w:tc>
+          <w:tcPr>
+            <w:tcW w:w="0" w:type="auto"/>
+            <w:vAlign w:val="center"/>
+          </w:tcPr>
+          <w:p>
+            <w:pPr>
+              <w:jc w:val="left"/>
+            </w:pPr>
+            <w:r>
+              <w:t>Atributos Secundários</w:t>
+            </w:r>
+          </w:p>
+        </w:tc>
+        <w:tc>
+          <w:tcPr>
+            <w:tcW w:w="0" w:type="auto"/>
+            <w:vAlign w:val="center"/>
+          </w:tcPr>
+          <w:p>
+            <w:pPr>
+              <w:jc w:val="left"/>
+            </w:pPr>
+            <w:r>
+              <w:t>Input</w:t>
+            </w:r>
+          </w:p>
+        </w:tc>
+        <w:tc>
+          <w:tcPr>
+            <w:tcW w:w="0" w:type="auto"/>
+            <w:vAlign w:val="center"/>
+          </w:tcPr>
+          <w:p>
+            <w:pPr>
+              <w:jc w:val="left"/>
+            </w:pPr>
+            <w:r>
+              <w:t>Número Inteiro</w:t>
+            </w:r>
+          </w:p>
+        </w:tc>
+        <w:tc>
+          <w:tcPr>
+            <w:tcW w:w="0" w:type="auto"/>
+            <w:vAlign w:val="center"/>
+          </w:tcPr>
+          <w:p>
+            <w:pPr>
+              <w:jc w:val="left"/>
+            </w:pPr>
+            <w:r>
+              <w:t>São 9 atributos dividido em três subcategorias:</w:t>
+            </w:r>
+          </w:p>
+          <w:p>
+            <w:pPr>
+              <w:pStyle w:val="ListParagraph"/>
+              <w:numPr>
+                <w:ilvl w:val="0"/>
+                <w:numId w:val="1"/>
+              </w:numPr>
+              <w:jc w:val="left"/>
+            </w:pPr>
+            <w:r>
+              <w:rPr>
+                <w:b/>
+                <w:bCs/>
+              </w:rPr>
+              <w:t>Físico</w:t>
+            </w:r>
+            <w:r>
+              <w:t>: força, destreza e vitalidade</w:t>
+            </w:r>
+          </w:p>
+          <w:p>
+            <w:pPr>
+              <w:pStyle w:val="ListParagraph"/>
+              <w:numPr>
+                <w:ilvl w:val="0"/>
+                <w:numId w:val="1"/>
+              </w:numPr>
+              <w:jc w:val="left"/>
+            </w:pPr>
+            <w:r>
+              <w:rPr>
+                <w:b/>
+                <w:bCs/>
+              </w:rPr>
+              <w:t>Mental</w:t>
+            </w:r>
+            <w:r>
+              <w:t>: inteligência, conhecimento e social</w:t>
+            </w:r>
+          </w:p>
+          <w:p>
+            <w:pPr>
+              <w:pStyle w:val="ListParagraph"/>
+              <w:numPr>
+                <w:ilvl w:val="0"/>
+                <w:numId w:val="1"/>
+              </w:numPr>
+              <w:jc w:val="left"/>
+            </w:pPr>
+            <w:r>
+              <w:rPr>
+                <w:b/>
+                <w:bCs/>
+              </w:rPr>
+              <w:t>Místico</w:t>
+            </w:r>
+            <w:r>
+              <w:t>: fé, poder e sorte</w:t>
+            </w:r>
+          </w:p>
+        </w:tc>
+        <w:tc>
+          <w:tcPr>
+            <w:tcW w:w="0" w:type="auto"/>
+            <w:vAlign w:val="center"/>
+          </w:tcPr>
+          <w:p>
+            <w:pPr>
+              <w:jc w:val="center"/>
+            </w:pPr>
+            <w:r>
+              <w:t>Obrigatório</w:t>
+            </w:r>
+          </w:p>
+        </w:tc>
+      </w:tr>
+      <w:tr>
+        <w:tc>
+          <w:tcPr>
+            <w:tcW w:w="0" w:type="auto"/>
+            <w:vAlign w:val="center"/>
+          </w:tcPr>
+          <w:p>
+            <w:r>
+              <w:t>03</w:t>
+            </w:r>
+          </w:p>
+        </w:tc>
+        <w:tc>
+          <w:tcPr>
+            <w:tcW w:w="0" w:type="auto"/>
+            <w:vAlign w:val="center"/>
+          </w:tcPr>
+          <w:p>
+            <w:pPr>
+              <w:jc w:val="left"/>
+            </w:pPr>
+            <w:r>
+              <w:t>PV Atual</w:t>
+            </w:r>
+          </w:p>
+        </w:tc>
+        <w:tc>
+          <w:tcPr>
+            <w:tcW w:w="0" w:type="auto"/>
+            <w:vAlign w:val="center"/>
+          </w:tcPr>
+          <w:p>
+            <w:pPr>
+              <w:jc w:val="left"/>
+            </w:pPr>
+            <w:r>
+              <w:t>Input</w:t>
+            </w:r>
+          </w:p>
+        </w:tc>
+        <w:tc>
+          <w:tcPr>
+            <w:tcW w:w="0" w:type="auto"/>
+            <w:vAlign w:val="center"/>
+          </w:tcPr>
+          <w:p>
+            <w:pPr>
+              <w:jc w:val="left"/>
+            </w:pPr>
+            <w:r>
+              <w:t>Número Inteiro</w:t>
+            </w:r>
+          </w:p>
+        </w:tc>
+        <w:tc>
+          <w:tcPr>
+            <w:tcW w:w="0" w:type="auto"/>
+            <w:vAlign w:val="center"/>
+          </w:tcPr>
+          <w:p>
+            <w:pPr>
+              <w:jc w:val="left"/>
+            </w:pPr>
+            <w:r>
+              <w:t>O valor padrão é igual ao valor do campo ID 05.</w:t>
+            </w:r>
+          </w:p>
+        </w:tc>
+        <w:tc>
+          <w:tcPr>
+            <w:tcW w:w="0" w:type="auto"/>
+            <w:vAlign w:val="center"/>
+          </w:tcPr>
+          <w:p>
+            <w:pPr>
+              <w:jc w:val="center"/>
+            </w:pPr>
+            <w:r>
+              <w:t>Opcional</w:t>
+            </w:r>
+          </w:p>
+        </w:tc>
+      </w:tr>
+      <w:tr>
+        <w:tc>
+          <w:tcPr>
+            <w:tcW w:w="0" w:type="auto"/>
+            <w:vAlign w:val="center"/>
+          </w:tcPr>
+          <w:p>
+            <w:r>
+              <w:t>04</w:t>
+            </w:r>
+          </w:p>
+        </w:tc>
+        <w:tc>
+          <w:tcPr>
+            <w:tcW w:w="0" w:type="auto"/>
+            <w:vAlign w:val="center"/>
+          </w:tcPr>
+          <w:p>
+            <w:pPr>
+              <w:jc w:val="left"/>
+            </w:pPr>
+            <w:r>
+              <w:t>PV Bônus</w:t>
+            </w:r>
+          </w:p>
+        </w:tc>
+        <w:tc>
+          <w:tcPr>
+            <w:tcW w:w="0" w:type="auto"/>
+            <w:vAlign w:val="center"/>
+          </w:tcPr>
+          <w:p>
+            <w:pPr>
+              <w:jc w:val="left"/>
+            </w:pPr>
+            <w:r>
+              <w:t>Input</w:t>
+            </w:r>
+          </w:p>
+        </w:tc>
+        <w:tc>
+          <w:tcPr>
+            <w:tcW w:w="0" w:type="auto"/>
+            <w:vAlign w:val="center"/>
+          </w:tcPr>
+          <w:p>
+            <w:pPr>
+              <w:jc w:val="left"/>
+            </w:pPr>
+            <w:r>
+              <w:t>Número Inteiro</w:t>
+            </w:r>
+          </w:p>
+        </w:tc>
+        <w:tc>
+          <w:tcPr>
+            <w:tcW w:w="0" w:type="auto"/>
+            <w:vAlign w:val="center"/>
+          </w:tcPr>
+          <w:p>
+            <w:pPr>
+              <w:jc w:val="left"/>
+            </w:pPr>
+            <w:r>
+              <w:t>O usuário pode digitar um valor para aumentar ou diminuir manualmente o resultado do campo de ID 05. O valor padrão é 0.</w:t>
+            </w:r>
+          </w:p>
+        </w:tc>
+        <w:tc>
+          <w:tcPr>
+            <w:tcW w:w="0" w:type="auto"/>
+            <w:vAlign w:val="center"/>
+          </w:tcPr>
+          <w:p>
+            <w:pPr>
+              <w:jc w:val="center"/>
+            </w:pPr>
+            <w:r>
+              <w:t>Opcional</w:t>
+            </w:r>
+          </w:p>
+        </w:tc>
+      </w:tr>
+      <w:tr>
+        <w:tc>
+          <w:tcPr>
+            <w:tcW w:w="0" w:type="auto"/>
+            <w:vAlign w:val="center"/>
+          </w:tcPr>
+          <w:p>
+            <w:r>
+              <w:t>05</w:t>
+            </w:r>
+          </w:p>
+        </w:tc>
+        <w:tc>
+          <w:tcPr>
+            <w:tcW w:w="0" w:type="auto"/>
+            <w:vAlign w:val="center"/>
+          </w:tcPr>
+          <w:p>
+            <w:pPr>
+              <w:jc w:val="left"/>
+            </w:pPr>
+            <w:r>
+              <w:t>PV Máximo</w:t>
+            </w:r>
+          </w:p>
+        </w:tc>
+        <w:tc>
+          <w:tcPr>
+            <w:tcW w:w="0" w:type="auto"/>
+            <w:vAlign w:val="center"/>
+          </w:tcPr>
+          <w:p>
+            <w:pPr>
+              <w:jc w:val="left"/>
+            </w:pPr>
+            <w:r>
+              <w:t>Output</w:t>
+            </w:r>
+          </w:p>
+        </w:tc>
+        <w:tc>
+          <w:tcPr>
+            <w:tcW w:w="0" w:type="auto"/>
+            <w:vAlign w:val="center"/>
+          </w:tcPr>
+          <w:p>
+            <w:pPr>
+              <w:jc w:val="left"/>
+            </w:pPr>
+            <w:r>
+              <w:t>Número Inteiro</w:t>
+            </w:r>
+          </w:p>
+        </w:tc>
+        <w:tc>
+          <w:tcPr>
+            <w:tcW w:w="0" w:type="auto"/>
+            <w:vAlign w:val="center"/>
+          </w:tcPr>
+          <w:p>
+            <w:pPr>
+              <w:jc w:val="left"/>
+            </w:pPr>
+            <w:r>
+              <w:t>O cálculo é: Físico + (2x vitalidade) + PV Bônus</w:t>
+            </w:r>
+          </w:p>
+        </w:tc>
+        <w:tc>
+          <w:tcPr>
+            <w:tcW w:w="0" w:type="auto"/>
+            <w:vAlign w:val="center"/>
+          </w:tcPr>
+          <w:p>
+            <w:pPr>
+              <w:jc w:val="center"/>
+            </w:pPr>
+            <w:r>
+              <w:t>-</w:t>
+            </w:r>
+          </w:p>
+        </w:tc>
+      </w:tr>
+      <w:tr>
+        <w:tc>
+          <w:tcPr>
+            <w:tcW w:w="0" w:type="auto"/>
+            <w:vAlign w:val="center"/>
+          </w:tcPr>
+          <w:p>
+            <w:r>
+              <w:t>06</w:t>
+            </w:r>
+          </w:p>
+        </w:tc>
+        <w:tc>
+          <w:tcPr>
+            <w:tcW w:w="0" w:type="auto"/>
+            <w:vAlign w:val="center"/>
+          </w:tcPr>
+          <w:p>
+            <w:pPr>
+              <w:jc w:val="left"/>
+            </w:pPr>
+            <w:r>
+              <w:t>PA Atual</w:t>
+            </w:r>
+          </w:p>
+        </w:tc>
+        <w:tc>
+          <w:tcPr>
+            <w:tcW w:w="0" w:type="auto"/>
+            <w:vAlign w:val="center"/>
+          </w:tcPr>
+          <w:p>
+            <w:pPr>
+              <w:jc w:val="left"/>
+            </w:pPr>
+            <w:r>
+              <w:t>Input</w:t>
+            </w:r>
+          </w:p>
+        </w:tc>
+        <w:tc>
+          <w:tcPr>
+            <w:tcW w:w="0" w:type="auto"/>
+            <w:vAlign w:val="center"/>
+          </w:tcPr>
+          <w:p>
+            <w:pPr>
+              <w:jc w:val="left"/>
+            </w:pPr>
+            <w:r>
+              <w:t>Número Inteiro Positivo</w:t>
+            </w:r>
+          </w:p>
+        </w:tc>
+        <w:tc>
+          <w:tcPr>
+            <w:tcW w:w="0" w:type="auto"/>
+            <w:vAlign w:val="center"/>
+          </w:tcPr>
+          <w:p>
+            <w:pPr>
+              <w:jc w:val="left"/>
+            </w:pPr>
+            <w:r>
+              <w:t>O valor padrão é igual ao valor do campo ID 08.</w:t>
+            </w:r>
+          </w:p>
+        </w:tc>
+        <w:tc>
+          <w:tcPr>
+            <w:tcW w:w="0" w:type="auto"/>
+            <w:vAlign w:val="center"/>
+          </w:tcPr>
+          <w:p>
+            <w:pPr>
+              <w:jc w:val="center"/>
+            </w:pPr>
+            <w:r>
+              <w:t>Opcional</w:t>
+            </w:r>
+          </w:p>
+        </w:tc>
+      </w:tr>
+      <w:tr>
+        <w:tc>
+          <w:tcPr>
+            <w:tcW w:w="0" w:type="auto"/>
+            <w:vAlign w:val="center"/>
+          </w:tcPr>
+          <w:p>
+            <w:r>
+              <w:t>07</w:t>
+            </w:r>
+          </w:p>
+        </w:tc>
+        <w:tc>
+          <w:tcPr>
+            <w:tcW w:w="0" w:type="auto"/>
+            <w:vAlign w:val="center"/>
+          </w:tcPr>
+          <w:p>
+            <w:pPr>
+              <w:jc w:val="left"/>
+            </w:pPr>
+            <w:r>
+              <w:t>PA Bônus</w:t>
+            </w:r>
+          </w:p>
+        </w:tc>
+        <w:tc>
+          <w:tcPr>
+            <w:tcW w:w="0" w:type="auto"/>
+            <w:vAlign w:val="center"/>
+          </w:tcPr>
+          <w:p>
+            <w:pPr>
+              <w:jc w:val="left"/>
+            </w:pPr>
+            <w:r>
+              <w:t>Input</w:t>
+            </w:r>
+          </w:p>
+        </w:tc>
+        <w:tc>
+          <w:tcPr>
+            <w:tcW w:w="0" w:type="auto"/>
+            <w:vAlign w:val="center"/>
+          </w:tcPr>
+          <w:p>
+            <w:pPr>
+              <w:jc w:val="left"/>
+            </w:pPr>
+            <w:r>
+              <w:t>Número Inteiro</w:t>
+            </w:r>
+          </w:p>
+        </w:tc>
+        <w:tc>
+          <w:tcPr>
+            <w:tcW w:w="0" w:type="auto"/>
+            <w:vAlign w:val="center"/>
+          </w:tcPr>
+          <w:p>
+            <w:pPr>
+              <w:jc w:val="left"/>
+            </w:pPr>
+            <w:r>
+              <w:t>O usuário pode digitar um valor para aumentar ou diminuir manualmente o resultado do campo de ID 07. O valor padrão é 0.</w:t>
+            </w:r>
+          </w:p>
+        </w:tc>
+        <w:tc>
+          <w:tcPr>
+            <w:tcW w:w="0" w:type="auto"/>
+            <w:vAlign w:val="center"/>
+          </w:tcPr>
+          <w:p>
+            <w:pPr>
+              <w:jc w:val="center"/>
+            </w:pPr>
+            <w:r>
+              <w:t>Opcional</w:t>
+            </w:r>
+          </w:p>
+        </w:tc>
+      </w:tr>
+      <w:tr>
+        <w:tc>
+          <w:tcPr>
+            <w:tcW w:w="0" w:type="auto"/>
+            <w:vAlign w:val="center"/>
+          </w:tcPr>
+          <w:p>
+            <w:r>
+              <w:t>08</w:t>
+            </w:r>
+          </w:p>
+        </w:tc>
+        <w:tc>
+          <w:tcPr>
+            <w:tcW w:w="0" w:type="auto"/>
+            <w:vAlign w:val="center"/>
+          </w:tcPr>
+          <w:p>
+            <w:pPr>
+              <w:jc w:val="left"/>
+            </w:pPr>
+            <w:r>
+              <w:t>PA Máximo</w:t>
+            </w:r>
+          </w:p>
+        </w:tc>
+        <w:tc>
+          <w:tcPr>
+            <w:tcW w:w="0" w:type="auto"/>
+            <w:vAlign w:val="center"/>
+          </w:tcPr>
+          <w:p>
+            <w:pPr>
+              <w:jc w:val="left"/>
+            </w:pPr>
+            <w:r>
+              <w:t>Output</w:t>
+            </w:r>
+          </w:p>
+        </w:tc>
+        <w:tc>
+          <w:tcPr>
+            <w:tcW w:w="0" w:type="auto"/>
+            <w:vAlign w:val="center"/>
+          </w:tcPr>
+          <w:p>
+            <w:pPr>
+              <w:jc w:val="left"/>
+            </w:pPr>
+            <w:r>
+              <w:t>Número Inteiro Positivo</w:t>
+            </w:r>
+          </w:p>
+        </w:tc>
+        <w:tc>
+          <w:tcPr>
+            <w:tcW w:w="0" w:type="auto"/>
+            <w:vAlign w:val="center"/>
+          </w:tcPr>
+          <w:p>
+            <w:pPr>
+              <w:jc w:val="left"/>
+            </w:pPr>
+            <w:r>
+              <w:t xml:space="preserve">O cálculo é: Místico + (nível de afinidade x ½ do poder, arredondado para cima) + PA Bônus  </w:t>
+            </w:r>
+          </w:p>
+        </w:tc>
+        <w:tc>
+          <w:tcPr>
+            <w:tcW w:w="0" w:type="auto"/>
+            <w:vAlign w:val="center"/>
+          </w:tcPr>
+          <w:p>
+            <w:pPr>
+              <w:jc w:val="center"/>
+            </w:pPr>
+            <w:r>
+              <w:t>-</w:t>
+            </w:r>
+          </w:p>
+        </w:tc>
+      </w:tr>
+      <w:tr>
+        <w:tc>
+          <w:tcPr>
+            <w:tcW w:w="0" w:type="auto"/>
+            <w:vAlign w:val="center"/>
+          </w:tcPr>
+          <w:p>
+            <w:r>
+              <w:lastRenderedPageBreak/>
+              <w:t>09</w:t>
+            </w:r>
+          </w:p>
+        </w:tc>
+        <w:tc>
+          <w:tcPr>
+            <w:tcW w:w="0" w:type="auto"/>
+            <w:vAlign w:val="center"/>
+          </w:tcPr>
+          <w:p>
+            <w:pPr>
+              <w:jc w:val="left"/>
+            </w:pPr>
+            <w:r>
+              <w:t>PE Atual</w:t>
+            </w:r>
+          </w:p>
+        </w:tc>
+        <w:tc>
+          <w:tcPr>
+            <w:tcW w:w="0" w:type="auto"/>
+            <w:vAlign w:val="center"/>
+          </w:tcPr>
+          <w:p>
+            <w:pPr>
+              <w:jc w:val="left"/>
+            </w:pPr>
+            <w:r>
+              <w:t>Input</w:t>
+            </w:r>
+          </w:p>
+        </w:tc>
+        <w:tc>
+          <w:tcPr>
+            <w:tcW w:w="0" w:type="auto"/>
+            <w:vAlign w:val="center"/>
+          </w:tcPr>
+          <w:p>
+            <w:pPr>
+              <w:jc w:val="left"/>
+            </w:pPr>
+            <w:r>
+              <w:t>Número Inteiro Positivo</w:t>
+            </w:r>
+          </w:p>
+        </w:tc>
+        <w:tc>
+          <w:tcPr>
+            <w:tcW w:w="0" w:type="auto"/>
+            <w:vAlign w:val="center"/>
+          </w:tcPr>
+          <w:p>
+            <w:pPr>
+              <w:jc w:val="left"/>
+            </w:pPr>
+            <w:r>
+              <w:t>O valor padrão é igual ao valor do campo ID 11.</w:t>
+            </w:r>
+          </w:p>
+        </w:tc>
+        <w:tc>
+          <w:tcPr>
+            <w:tcW w:w="0" w:type="auto"/>
+            <w:vAlign w:val="center"/>
+          </w:tcPr>
+          <w:p>
+            <w:pPr>
+              <w:jc w:val="center"/>
+            </w:pPr>
+            <w:r>
+              <w:t>Opcional</w:t>
+            </w:r>
+          </w:p>
+        </w:tc>
+      </w:tr>
+      <w:tr>
+        <w:tc>
+          <w:tcPr>
+            <w:tcW w:w="0" w:type="auto"/>
+            <w:vAlign w:val="center"/>
+          </w:tcPr>
+          <w:p>
+            <w:r>
+              <w:t>10</w:t>
+            </w:r>
+          </w:p>
+        </w:tc>
+        <w:tc>
+          <w:tcPr>
+            <w:tcW w:w="0" w:type="auto"/>
+            <w:vAlign w:val="center"/>
+          </w:tcPr>
+          <w:p>
+            <w:pPr>
+              <w:jc w:val="left"/>
+            </w:pPr>
+            <w:r>
+              <w:t>PE Bônus</w:t>
+            </w:r>
+          </w:p>
+        </w:tc>
+        <w:tc>
+          <w:tcPr>
+            <w:tcW w:w="0" w:type="auto"/>
+            <w:vAlign w:val="center"/>
+          </w:tcPr>
+          <w:p>
+            <w:pPr>
+              <w:jc w:val="left"/>
+            </w:pPr>
+            <w:r>
+              <w:t>Input</w:t>
+            </w:r>
+          </w:p>
+        </w:tc>
+        <w:tc>
+          <w:tcPr>
+            <w:tcW w:w="0" w:type="auto"/>
+            <w:vAlign w:val="center"/>
+          </w:tcPr>
+          <w:p>
+            <w:pPr>
+              <w:jc w:val="left"/>
+            </w:pPr>
+            <w:r>
+              <w:t>Número Inteiro</w:t>
+            </w:r>
+          </w:p>
+        </w:tc>
+        <w:tc>
+          <w:tcPr>
+            <w:tcW w:w="0" w:type="auto"/>
+            <w:vAlign w:val="center"/>
+          </w:tcPr>
+          <w:p>
+            <w:pPr>
+              <w:jc w:val="left"/>
+            </w:pPr>
+            <w:r>
+              <w:t>O usuário pode digitar um valor para aumentar ou diminuir manualmente o resultado do campo de ID 11. O valor padrão é 0.</w:t>
+            </w:r>
+          </w:p>
+        </w:tc>
+        <w:tc>
+          <w:tcPr>
+            <w:tcW w:w="0" w:type="auto"/>
+            <w:vAlign w:val="center"/>
+          </w:tcPr>
+          <w:p>
+            <w:pPr>
+              <w:jc w:val="center"/>
+            </w:pPr>
+            <w:r>
+              <w:t>Opcional</w:t>
+            </w:r>
+          </w:p>
+        </w:tc>
+      </w:tr>
+      <w:tr>
+        <w:tc>
+          <w:tcPr>
+            <w:tcW w:w="0" w:type="auto"/>
+            <w:vAlign w:val="center"/>
+          </w:tcPr>
+          <w:p>
+            <w:r>
+              <w:t>11</w:t>
+            </w:r>
+          </w:p>
+        </w:tc>
+        <w:tc>
+          <w:tcPr>
+            <w:tcW w:w="0" w:type="auto"/>
+            <w:vAlign w:val="center"/>
+          </w:tcPr>
+          <w:p>
+            <w:pPr>
+              <w:jc w:val="left"/>
+            </w:pPr>
+            <w:r>
+              <w:t>PE Máximo</w:t>
+            </w:r>
+          </w:p>
+        </w:tc>
+        <w:tc>
+          <w:tcPr>
+            <w:tcW w:w="0" w:type="auto"/>
+            <w:vAlign w:val="center"/>
+          </w:tcPr>
+          <w:p>
+            <w:pPr>
+              <w:jc w:val="left"/>
+            </w:pPr>
+            <w:r>
+              <w:t>Output</w:t>
+            </w:r>
+          </w:p>
+        </w:tc>
+        <w:tc>
+          <w:tcPr>
+            <w:tcW w:w="0" w:type="auto"/>
+            <w:vAlign w:val="center"/>
+          </w:tcPr>
+          <w:p>
+            <w:pPr>
+              <w:jc w:val="left"/>
+            </w:pPr>
+            <w:r>
+              <w:t>Número Inteiro Positivo</w:t>
+            </w:r>
+          </w:p>
+        </w:tc>
+        <w:tc>
+          <w:tcPr>
+            <w:tcW w:w="0" w:type="auto"/>
+            <w:vAlign w:val="center"/>
+          </w:tcPr>
+          <w:p>
+            <w:pPr>
+              <w:jc w:val="left"/>
+            </w:pPr>
+            <w:r>
+              <w:t xml:space="preserve">O cálculo é: ½ do Místico, arredondado para cima + (nível de afinidade x 1/4 do poder, arredondado para cima) + PE Bônus  </w:t>
+            </w:r>
+          </w:p>
+        </w:tc>
+        <w:tc>
+          <w:tcPr>
+            <w:tcW w:w="0" w:type="auto"/>
+            <w:vAlign w:val="center"/>
+          </w:tcPr>
+          <w:p>
+            <w:pPr>
+              <w:jc w:val="center"/>
+            </w:pPr>
+            <w:r>
+              <w:t>-</w:t>
+            </w:r>
+          </w:p>
+        </w:tc>
+      </w:tr>
+      <w:tr>
+        <w:tc>
+          <w:tcPr>
+            <w:tcW w:w="0" w:type="auto"/>
+            <w:vAlign w:val="center"/>
+          </w:tcPr>
+          <w:p>
+            <w:r>
+              <w:t>12</w:t>
+            </w:r>
+          </w:p>
+        </w:tc>
+        <w:tc>
+          <w:tcPr>
+            <w:tcW w:w="0" w:type="auto"/>
+            <w:vAlign w:val="center"/>
+          </w:tcPr>
+          <w:p>
+            <w:pPr>
+              <w:jc w:val="left"/>
+            </w:pPr>
+            <w:r>
+              <w:t>Restaurar PE Temporário</w:t>
+            </w:r>
+          </w:p>
+        </w:tc>
+        <w:tc>
+          <w:tcPr>
+            <w:tcW w:w="0" w:type="auto"/>
+            <w:vAlign w:val="center"/>
+          </w:tcPr>
+          <w:p>
+            <w:pPr>
+              <w:jc w:val="left"/>
+            </w:pPr>
+            <w:r>
+              <w:t>Input</w:t>
+            </w:r>
+          </w:p>
+        </w:tc>
+        <w:tc>
+          <w:tcPr>
+            <w:tcW w:w="0" w:type="auto"/>
+            <w:vAlign w:val="center"/>
+          </w:tcPr>
+          <w:p>
+            <w:pPr>
+              <w:jc w:val="left"/>
+            </w:pPr>
+            <w:r>
+              <w:t>Botão</w:t>
+            </w:r>
+          </w:p>
+        </w:tc>
+        <w:tc>
+          <w:tcPr>
+            <w:tcW w:w="0" w:type="auto"/>
+            <w:vAlign w:val="center"/>
+          </w:tcPr>
+          <w:p>
+            <w:pPr>
+              <w:jc w:val="left"/>
+            </w:pPr>
+            <w:r>
+              <w:t>Ao clicar nesse botão, restaura o valor padrão do campo ID 13</w:t>
+            </w:r>
+          </w:p>
+        </w:tc>
+        <w:tc>
+          <w:tcPr>
+            <w:tcW w:w="0" w:type="auto"/>
+            <w:vAlign w:val="center"/>
+          </w:tcPr>
+          <w:p>
+            <w:pPr>
+              <w:jc w:val="center"/>
+            </w:pPr>
+            <w:r>
+              <w:t>Opcional</w:t>
+            </w:r>
+          </w:p>
+        </w:tc>
+      </w:tr>
+      <w:tr>
+        <w:tc>
+          <w:tcPr>
+            <w:tcW w:w="0" w:type="auto"/>
+            <w:vAlign w:val="center"/>
+          </w:tcPr>
+          <w:p>
+            <w:r>
+              <w:t>13</w:t>
+            </w:r>
+          </w:p>
+        </w:tc>
+        <w:tc>
+          <w:tcPr>
+            <w:tcW w:w="0" w:type="auto"/>
+            <w:vAlign w:val="center"/>
+          </w:tcPr>
+          <w:p>
+            <w:pPr>
+              <w:jc w:val="left"/>
+            </w:pPr>
+            <w:r>
+              <w:t>PE Temporário</w:t>
+            </w:r>
+          </w:p>
+        </w:tc>
+        <w:tc>
+          <w:tcPr>
+            <w:tcW w:w="0" w:type="auto"/>
+            <w:vAlign w:val="center"/>
+          </w:tcPr>
+          <w:p>
+            <w:pPr>
+              <w:jc w:val="left"/>
+            </w:pPr>
+            <w:r>
+              <w:t>Input</w:t>
+            </w:r>
+          </w:p>
+        </w:tc>
+        <w:tc>
+          <w:tcPr>
+            <w:tcW w:w="0" w:type="auto"/>
+            <w:vAlign w:val="center"/>
+          </w:tcPr>
+          <w:p>
+            <w:pPr>
+              <w:jc w:val="left"/>
+            </w:pPr>
+            <w:r>
+              <w:t>Número Inteiro Positivo</w:t>
+            </w:r>
+          </w:p>
+        </w:tc>
+        <w:tc>
+          <w:tcPr>
+            <w:tcW w:w="0" w:type="auto"/>
+            <w:vAlign w:val="center"/>
+          </w:tcPr>
+          <w:p>
+            <w:pPr>
+              <w:jc w:val="left"/>
+            </w:pPr>
+            <w:r>
+              <w:t>Por padrão, o valor é igual ao campo de ID 11, porém o usuário pode alterar o valor manualmente.</w:t>
+            </w:r>
+          </w:p>
+        </w:tc>
+        <w:tc>
+          <w:tcPr>
+            <w:tcW w:w="0" w:type="auto"/>
+            <w:vAlign w:val="center"/>
+          </w:tcPr>
+          <w:p>
+            <w:pPr>
+              <w:jc w:val="center"/>
+            </w:pPr>
+            <w:r>
+              <w:t>Opcional</w:t>
+            </w:r>
+          </w:p>
+        </w:tc>
+      </w:tr>
+      <w:tr>
+        <w:tc>
+          <w:tcPr>
+            <w:tcW w:w="0" w:type="auto"/>
+            <w:vAlign w:val="center"/>
+          </w:tcPr>
+          <w:p>
+            <w:r>
+              <w:t>14</w:t>
+            </w:r>
+          </w:p>
+        </w:tc>
+        <w:tc>
+          <w:tcPr>
+            <w:tcW w:w="0" w:type="auto"/>
+            <w:vAlign w:val="center"/>
+          </w:tcPr>
+          <w:p>
+            <w:pPr>
+              <w:jc w:val="left"/>
+            </w:pPr>
+            <w:r>
+              <w:t>PA Extra</w:t>
+            </w:r>
+          </w:p>
+        </w:tc>
+        <w:tc>
+          <w:tcPr>
+            <w:tcW w:w="0" w:type="auto"/>
+            <w:vAlign w:val="center"/>
+          </w:tcPr>
+          <w:p>
+            <w:pPr>
+              <w:jc w:val="left"/>
+            </w:pPr>
+            <w:r>
+              <w:t>Input</w:t>
+            </w:r>
+          </w:p>
+        </w:tc>
+        <w:tc>
+          <w:tcPr>
+            <w:tcW w:w="0" w:type="auto"/>
+            <w:vAlign w:val="center"/>
+          </w:tcPr>
+          <w:p>
+            <w:pPr>
+              <w:jc w:val="left"/>
+            </w:pPr>
+            <w:r>
+              <w:t>Número Inteiro Positivo</w:t>
+            </w:r>
+          </w:p>
+        </w:tc>
+        <w:tc>
+          <w:tcPr>
+            <w:tcW w:w="0" w:type="auto"/>
+            <w:vAlign w:val="center"/>
+          </w:tcPr>
+          <w:p>
+            <w:pPr>
+              <w:jc w:val="left"/>
+            </w:pPr>
+            <w:r>
+              <w:t>Possui valor padrão de 0 e valor máximo igual metade do campo de ID 08 (arredondado para cima)</w:t>
+            </w:r>
+          </w:p>
+        </w:tc>
+        <w:tc>
+          <w:tcPr>
+            <w:tcW w:w="0" w:type="auto"/>
+            <w:vAlign w:val="center"/>
+          </w:tcPr>
+          <w:p>
+            <w:pPr>
+              <w:jc w:val="center"/>
+            </w:pPr>
+            <w:r>
+              <w:t>Opcional</w:t>
+            </w:r>
+          </w:p>
+        </w:tc>
+      </w:tr>
+      <w:tr>
+        <w:tc>
+          <w:tcPr>
+            <w:tcW w:w="0" w:type="auto"/>
+            <w:vAlign w:val="center"/>
+          </w:tcPr>
+          <w:p>
+            <w:r>
+              <w:t>15</w:t>
+            </w:r>
+          </w:p>
+        </w:tc>
+        <w:tc>
+          <w:tcPr>
+            <w:tcW w:w="0" w:type="auto"/>
+            <w:vAlign w:val="center"/>
+          </w:tcPr>
+          <w:p>
+            <w:pPr>
+              <w:jc w:val="left"/>
+            </w:pPr>
+            <w:r>
+              <w:t>Restaurar Estatísticas</w:t>
+            </w:r>
+          </w:p>
+        </w:tc>
+        <w:tc>
+          <w:tcPr>
+            <w:tcW w:w="0" w:type="auto"/>
+            <w:vAlign w:val="center"/>
+          </w:tcPr>
+          <w:p>
+            <w:pPr>
+              <w:jc w:val="left"/>
+            </w:pPr>
+            <w:r>
+              <w:t>Input</w:t>
+            </w:r>
+          </w:p>
+        </w:tc>
+        <w:tc>
+          <w:tcPr>
+            <w:tcW w:w="0" w:type="auto"/>
+            <w:vAlign w:val="center"/>
+          </w:tcPr>
+          <w:p>
+            <w:pPr>
+              <w:jc w:val="left"/>
+            </w:pPr>
+            <w:r>
+              <w:t>Botão</w:t>
+            </w:r>
+          </w:p>
+        </w:tc>
+        <w:tc>
+          <w:tcPr>
+            <w:tcW w:w="0" w:type="auto"/>
+            <w:vAlign w:val="center"/>
+          </w:tcPr>
+          <w:p>
+            <w:pPr>
+              <w:jc w:val="left"/>
+            </w:pPr>
+            <w:r>
+              <w:t>Ao clicar nesse botão, restaura os campos de ID 03, 06, 09, 13, 14, 20 e 23</w:t>
+            </w:r>
+          </w:p>
+        </w:tc>
+        <w:tc>
+          <w:tcPr>
+            <w:tcW w:w="0" w:type="auto"/>
+            <w:vAlign w:val="center"/>
+          </w:tcPr>
+          <w:p>
+            <w:pPr>
+              <w:jc w:val="center"/>
+            </w:pPr>
+            <w:r>
+              <w:t>Opcional</w:t>
+            </w:r>
+          </w:p>
+        </w:tc>
+      </w:tr>
+      <w:tr>
+        <w:tc>
+          <w:tcPr>
+            <w:tcW w:w="0" w:type="auto"/>
+            <w:vAlign w:val="center"/>
+          </w:tcPr>
+          <w:p>
+            <w:r>
+              <w:t>16</w:t>
+            </w:r>
+          </w:p>
+        </w:tc>
+        <w:tc>
+          <w:tcPr>
+            <w:tcW w:w="0" w:type="auto"/>
+            <w:vAlign w:val="center"/>
+          </w:tcPr>
+          <w:p>
+            <w:pPr>
+              <w:jc w:val="left"/>
+            </w:pPr>
+            <w:r>
+              <w:t>Resistência</w:t>
+            </w:r>
+          </w:p>
+        </w:tc>
+        <w:tc>
+          <w:tcPr>
+            <w:tcW w:w="0" w:type="auto"/>
+            <w:vAlign w:val="center"/>
+          </w:tcPr>
+          <w:p>
+            <w:pPr>
+              <w:jc w:val="left"/>
+            </w:pPr>
+            <w:r>
+              <w:t>Input</w:t>
+            </w:r>
+          </w:p>
+        </w:tc>
+        <w:tc>
+          <w:tcPr>
+            <w:tcW w:w="0" w:type="auto"/>
+            <w:vAlign w:val="center"/>
+          </w:tcPr>
+          <w:p>
+            <w:pPr>
+              <w:jc w:val="left"/>
+            </w:pPr>
+            <w:r>
+              <w:t>Token Input</w:t>
+            </w:r>
+          </w:p>
+        </w:tc>
+        <w:tc>
+          <w:tcPr>
+            <w:tcW w:w="0" w:type="auto"/>
+            <w:vAlign w:val="center"/>
+          </w:tcPr>
+          <w:p>
+            <w:pPr>
+              <w:jc w:val="left"/>
+            </w:pPr>
+            <w:r>
+              <w:t xml:space="preserve">Possui valor padrão igual os danos das “Resistências” da lista de elementos do campo ID 18, ou seja, quando o campo de ID 18 é preenchido, o sistema deve fazer uma consulta para buscar os danos padrões. O usuário pode navegar na lista de danos e adicionar/remover um dano nesse campo, mas se o campo ID 18 for alterado, as adições ou remoções são perdidas. Se o usuário digitar um dano que não está na lista de danos, ainda sim é possível adicionar aquela “tag” no campo. </w:t>
+            </w:r>
+          </w:p>
+        </w:tc>
+        <w:tc>
+          <w:tcPr>
+            <w:tcW w:w="0" w:type="auto"/>
+            <w:vAlign w:val="center"/>
+          </w:tcPr>
+          <w:p>
+            <w:pPr>
+              <w:jc w:val="center"/>
+            </w:pPr>
+            <w:r>
+              <w:t>Opcional</w:t>
+            </w:r>
+          </w:p>
+        </w:tc>
+      </w:tr>
+      <w:tr>
+        <w:tc>
+          <w:tcPr>
+            <w:tcW w:w="0" w:type="auto"/>
+            <w:vAlign w:val="center"/>
+          </w:tcPr>
+          <w:p>
+            <w:r>
+              <w:t>17</w:t>
+            </w:r>
+          </w:p>
+        </w:tc>
+        <w:tc>
+          <w:tcPr>
+            <w:tcW w:w="0" w:type="auto"/>
+            <w:vAlign w:val="center"/>
+          </w:tcPr>
+          <w:p>
+            <w:pPr>
+              <w:jc w:val="left"/>
+            </w:pPr>
+            <w:r>
+              <w:t>Fraqueza</w:t>
+            </w:r>
+          </w:p>
+        </w:tc>
+        <w:tc>
+          <w:tcPr>
+            <w:tcW w:w="0" w:type="auto"/>
+            <w:vAlign w:val="center"/>
+          </w:tcPr>
+          <w:p>
+            <w:pPr>
+              <w:jc w:val="left"/>
+            </w:pPr>
+            <w:r>
+              <w:t>Input</w:t>
+            </w:r>
+          </w:p>
+        </w:tc>
+        <w:tc>
+          <w:tcPr>
+            <w:tcW w:w="0" w:type="auto"/>
+            <w:vAlign w:val="center"/>
+          </w:tcPr>
+          <w:p>
+            <w:pPr>
+              <w:jc w:val="left"/>
+            </w:pPr>
+            <w:r>
+              <w:t>Token Input</w:t>
+            </w:r>
+          </w:p>
+        </w:tc>
+        <w:tc>
+          <w:tcPr>
+            <w:tcW w:w="0" w:type="auto"/>
+            <w:vAlign w:val="center"/>
+          </w:tcPr>
+          <w:p>
+            <w:pPr>
+              <w:jc w:val="left"/>
+            </w:pPr>
+            <w:r>
+              <w:t>Possui valor padrão igual os danos das “Fraquezas” da lista de elementos do campo ID 18, ou seja, quando o campo de ID 18 é preenchido, o sistema deve fazer uma consulta para buscar os danos padrões. O usuário pode navegar na lista de danos e adicionar/remover um dano nesse campo, mas se o campo ID 18 for alterado, as adições ou remoções são perdidas. Se o usuário digitar um dano que não está na lista de danos, ainda sim é possível adicionar aquela “tag” no campo.</w:t>
+            </w:r>
+          </w:p>
+        </w:tc>
+        <w:tc>
+          <w:tcPr>
+            <w:tcW w:w="0" w:type="auto"/>
+            <w:vAlign w:val="center"/>
+          </w:tcPr>
+          <w:p>
+            <w:pPr>
+              <w:jc w:val="center"/>
+            </w:pPr>
+            <w:r>
+              <w:t>Opcional</w:t>
+            </w:r>
+          </w:p>
+        </w:tc>
+      </w:tr>
+      <w:tr>
+        <w:tc>
+          <w:tcPr>
+            <w:tcW w:w="0" w:type="auto"/>
+            <w:vAlign w:val="center"/>
+          </w:tcPr>
+          <w:p>
+            <w:r>
+              <w:t>18</w:t>
+            </w:r>
+          </w:p>
+        </w:tc>
+        <w:tc>
+          <w:tcPr>
+            <w:tcW w:w="0" w:type="auto"/>
+            <w:vAlign w:val="center"/>
+          </w:tcPr>
+          <w:p>
+            <w:pPr>
+              <w:jc w:val="left"/>
+            </w:pPr>
+            <w:r>
+              <w:t>Elemento Principal</w:t>
+            </w:r>
+          </w:p>
+        </w:tc>
+        <w:tc>
+          <w:tcPr>
+            <w:tcW w:w="0" w:type="auto"/>
+            <w:vAlign w:val="center"/>
+          </w:tcPr>
+          <w:p>
+            <w:pPr>
+              <w:jc w:val="left"/>
+            </w:pPr>
+            <w:r>
+              <w:t>Input</w:t>
+            </w:r>
+          </w:p>
+        </w:tc>
+        <w:tc>
+          <w:tcPr>
+            <w:tcW w:w="0" w:type="auto"/>
+            <w:vAlign w:val="center"/>
+          </w:tcPr>
+          <w:p>
+            <w:pPr>
+              <w:jc w:val="left"/>
+            </w:pPr>
+            <w:r>
+              <w:t>Lista Suspensa</w:t>
+            </w:r>
+          </w:p>
+        </w:tc>
+        <w:tc>
+          <w:tcPr>
+            <w:tcW w:w="0" w:type="auto"/>
+            <w:vAlign w:val="center"/>
+          </w:tcPr>
+          <w:p>
+            <w:pPr>
+              <w:jc w:val="left"/>
+            </w:pPr>
+            <w:r>
+              <w:t>O sistema faz um consulta da lista de elementos disponíveis e exibe na lista. O valor padrão é “Nenhum”, que deve retornar para os campos de ID 16 e 17 o valor “Nenhum”.</w:t>
+            </w:r>
+          </w:p>
+        </w:tc>
+        <w:tc>
+          <w:tcPr>
+            <w:tcW w:w="0" w:type="auto"/>
+            <w:vAlign w:val="center"/>
+          </w:tcPr>
+          <w:p>
+            <w:pPr>
+              <w:jc w:val="center"/>
+            </w:pPr>
+            <w:r>
+              <w:t>Obrigatório</w:t>
+            </w:r>
+          </w:p>
+        </w:tc>
+      </w:tr>
+      <w:tr>
+        <w:tc>
+          <w:tcPr>
+            <w:tcW w:w="0" w:type="auto"/>
+            <w:vAlign w:val="center"/>
+          </w:tcPr>
+          <w:p>
+            <w:r>
+              <w:t>19</w:t>
+            </w:r>
+          </w:p>
+        </w:tc>
+        <w:tc>
+          <w:tcPr>
+            <w:tcW w:w="0" w:type="auto"/>
+            <w:vAlign w:val="center"/>
+          </w:tcPr>
+          <w:p>
+            <w:pPr>
+              <w:jc w:val="left"/>
+            </w:pPr>
+            <w:r>
+              <w:t>Efeitos</w:t>
+            </w:r>
+          </w:p>
+        </w:tc>
+        <w:tc>
+          <w:tcPr>
+            <w:tcW w:w="0" w:type="auto"/>
+            <w:vAlign w:val="center"/>
+          </w:tcPr>
+          <w:p>
+            <w:pPr>
+              <w:jc w:val="left"/>
+            </w:pPr>
+            <w:r>
+              <w:t>Input</w:t>
+            </w:r>
+          </w:p>
+        </w:tc>
+        <w:tc>
+          <w:tcPr>
+            <w:tcW w:w="0" w:type="auto"/>
+            <w:vAlign w:val="center"/>
+          </w:tcPr>
+          <w:p>
+            <w:pPr>
+              <w:jc w:val="left"/>
+            </w:pPr>
+            <w:r>
+              <w:t>Caractere (máximo 1.000)</w:t>
+            </w:r>
+          </w:p>
+        </w:tc>
+        <w:tc>
+          <w:tcPr>
+            <w:tcW w:w="0" w:type="auto"/>
+            <w:vAlign w:val="center"/>
+          </w:tcPr>
+          <w:p>
+            <w:pPr>
+              <w:jc w:val="left"/>
+            </w:pPr>
+            <w:r>
+              <w:t xml:space="preserve">O sistema deve ser integrado com alguma biblioteca que dê ferramentas de edição de texto similar ao world. O usuário pode digitar textos, números, formatar, sublinhar, criar tópicos... </w:t>
+            </w:r>
+          </w:p>
+        </w:tc>
+        <w:tc>
+          <w:tcPr>
+            <w:tcW w:w="0" w:type="auto"/>
+            <w:vAlign w:val="center"/>
+          </w:tcPr>
+          <w:p>
+            <w:pPr>
+              <w:jc w:val="center"/>
+            </w:pPr>
+            <w:r>
+              <w:t>Opcional</w:t>
+            </w:r>
+          </w:p>
+        </w:tc>
+      </w:tr>
+      <w:tr>
+        <w:tc>
+          <w:tcPr>
+            <w:tcW w:w="0" w:type="auto"/>
+            <w:vAlign w:val="center"/>
+          </w:tcPr>
+          <w:p>
+            <w:r>
+              <w:t>20</w:t>
+            </w:r>
+          </w:p>
+        </w:tc>
+        <w:tc>
+          <w:tcPr>
+            <w:tcW w:w="0" w:type="auto"/>
+            <w:vAlign w:val="center"/>
+          </w:tcPr>
+          <w:p>
+            <w:pPr>
+              <w:jc w:val="left"/>
+            </w:pPr>
+            <w:r>
+              <w:t>Determinação Atual</w:t>
+            </w:r>
+          </w:p>
+        </w:tc>
+        <w:tc>
+          <w:tcPr>
+            <w:tcW w:w="0" w:type="auto"/>
+            <w:vAlign w:val="center"/>
+          </w:tcPr>
+          <w:p>
+            <w:pPr>
+              <w:jc w:val="left"/>
+            </w:pPr>
+            <w:r>
+              <w:t>Input</w:t>
+            </w:r>
+          </w:p>
+        </w:tc>
+        <w:tc>
+          <w:tcPr>
+            <w:tcW w:w="0" w:type="auto"/>
+            <w:vAlign w:val="center"/>
+          </w:tcPr>
+          <w:p>
+            <w:pPr>
+              <w:jc w:val="left"/>
+            </w:pPr>
+            <w:r>
+              <w:t>Número Inteiro Positivo</w:t>
+            </w:r>
+          </w:p>
+        </w:tc>
+        <w:tc>
+          <w:tcPr>
+            <w:tcW w:w="0" w:type="auto"/>
+            <w:vAlign w:val="center"/>
+          </w:tcPr>
+          <w:p>
+            <w:pPr>
+              <w:jc w:val="left"/>
+            </w:pPr>
+            <w:r>
+              <w:t>O valor padrão é igual ao valor do campo ID 21.</w:t>
+            </w:r>
+          </w:p>
+        </w:tc>
+        <w:tc>
+          <w:tcPr>
+            <w:tcW w:w="0" w:type="auto"/>
+            <w:vAlign w:val="center"/>
+          </w:tcPr>
+          <w:p>
+            <w:pPr>
+              <w:jc w:val="center"/>
+            </w:pPr>
+            <w:r>
+              <w:t>Opcional</w:t>
+            </w:r>
+          </w:p>
+        </w:tc>
+      </w:tr>
+      <w:tr>
+        <w:tc>
+          <w:tcPr>
+            <w:tcW w:w="0" w:type="auto"/>
+            <w:vAlign w:val="center"/>
+          </w:tcPr>
+          <w:p>
+            <w:r>
+              <w:t>21</w:t>
+            </w:r>
+          </w:p>
+        </w:tc>
+        <w:tc>
+          <w:tcPr>
+            <w:tcW w:w="0" w:type="auto"/>
+            <w:vAlign w:val="center"/>
+          </w:tcPr>
+          <w:p>
+            <w:pPr>
+              <w:jc w:val="left"/>
+            </w:pPr>
+            <w:r>
+              <w:t>Determinação Máxima</w:t>
+            </w:r>
+          </w:p>
+        </w:tc>
+        <w:tc>
+          <w:tcPr>
+            <w:tcW w:w="0" w:type="auto"/>
+            <w:vAlign w:val="center"/>
+          </w:tcPr>
+          <w:p>
+            <w:pPr>
+              <w:jc w:val="left"/>
+            </w:pPr>
+            <w:r>
+              <w:t>Output</w:t>
+            </w:r>
+          </w:p>
+        </w:tc>
+        <w:tc>
+          <w:tcPr>
+            <w:tcW w:w="0" w:type="auto"/>
+            <w:vAlign w:val="center"/>
+          </w:tcPr>
+          <w:p>
+            <w:pPr>
+              <w:jc w:val="left"/>
+            </w:pPr>
+            <w:r>
+              <w:t>Número Inteiro Positivo</w:t>
+            </w:r>
+          </w:p>
+        </w:tc>
+        <w:tc>
+          <w:tcPr>
+            <w:tcW w:w="0" w:type="auto"/>
+            <w:vAlign w:val="center"/>
+          </w:tcPr>
+          <w:p>
+            <w:pPr>
+              <w:jc w:val="left"/>
+            </w:pPr>
+            <w:r>
+              <w:t xml:space="preserve">O cálculo é: ((Místico + Fé) / 2, arredondado par acima) + Determinação Bônus. Se o carma for negativo, subtraia o nível de alinhamento da determinação máximo. Se positivo, some.  </w:t>
+            </w:r>
+          </w:p>
+        </w:tc>
+        <w:tc>
+          <w:tcPr>
+            <w:tcW w:w="0" w:type="auto"/>
+            <w:vAlign w:val="center"/>
+          </w:tcPr>
+          <w:p>
+            <w:pPr>
+              <w:jc w:val="center"/>
+            </w:pPr>
+            <w:r>
+              <w:t>-</w:t>
+            </w:r>
+          </w:p>
+        </w:tc>
+      </w:tr>
+      <w:tr>
+        <w:tc>
+          <w:tcPr>
+            <w:tcW w:w="0" w:type="auto"/>
+            <w:vAlign w:val="center"/>
+          </w:tcPr>
+          <w:p>
+            <w:r>
+              <w:lastRenderedPageBreak/>
+              <w:t>22</w:t>
+            </w:r>
+          </w:p>
+        </w:tc>
+        <w:tc>
+          <w:tcPr>
+            <w:tcW w:w="0" w:type="auto"/>
+            <w:vAlign w:val="center"/>
+          </w:tcPr>
+          <w:p>
+            <w:pPr>
+              <w:jc w:val="left"/>
+            </w:pPr>
+            <w:r>
+              <w:t>Determinação Bônus</w:t>
+            </w:r>
+          </w:p>
+        </w:tc>
+        <w:tc>
+          <w:tcPr>
+            <w:tcW w:w="0" w:type="auto"/>
+            <w:vAlign w:val="center"/>
+          </w:tcPr>
+          <w:p>
+            <w:pPr>
+              <w:jc w:val="left"/>
+            </w:pPr>
+            <w:r>
+              <w:t>Input</w:t>
+            </w:r>
+          </w:p>
+        </w:tc>
+        <w:tc>
+          <w:tcPr>
+            <w:tcW w:w="0" w:type="auto"/>
+            <w:vAlign w:val="center"/>
+          </w:tcPr>
+          <w:p>
+            <w:pPr>
+              <w:jc w:val="left"/>
+            </w:pPr>
+            <w:r>
+              <w:t>Número Inteiro</w:t>
+            </w:r>
+          </w:p>
+        </w:tc>
+        <w:tc>
+          <w:tcPr>
+            <w:tcW w:w="0" w:type="auto"/>
+            <w:vAlign w:val="center"/>
+          </w:tcPr>
+          <w:p>
+            <w:pPr>
+              <w:jc w:val="left"/>
+            </w:pPr>
+            <w:r>
+              <w:t>O usuário pode digitar um valor para aumentar ou diminuir manualmente o resultado do campo de ID 21. O valor padrão é 0.</w:t>
+            </w:r>
+          </w:p>
+        </w:tc>
+        <w:tc>
+          <w:tcPr>
+            <w:tcW w:w="0" w:type="auto"/>
+            <w:vAlign w:val="center"/>
+          </w:tcPr>
+          <w:p>
+            <w:pPr>
+              <w:jc w:val="center"/>
+            </w:pPr>
+            <w:r>
+              <w:t>Opcional</w:t>
+            </w:r>
+          </w:p>
+        </w:tc>
+      </w:tr>
+      <w:tr>
+        <w:tc>
+          <w:tcPr>
+            <w:tcW w:w="0" w:type="auto"/>
+            <w:vAlign w:val="center"/>
+          </w:tcPr>
+          <w:p>
+            <w:r>
+              <w:t>23</w:t>
+            </w:r>
+          </w:p>
+        </w:tc>
+        <w:tc>
+          <w:tcPr>
+            <w:tcW w:w="0" w:type="auto"/>
+            <w:vAlign w:val="center"/>
+          </w:tcPr>
+          <w:p>
+            <w:pPr>
+              <w:jc w:val="left"/>
+            </w:pPr>
+            <w:r>
+              <w:t>Casualidade Atual</w:t>
+            </w:r>
+          </w:p>
+        </w:tc>
+        <w:tc>
+          <w:tcPr>
+            <w:tcW w:w="0" w:type="auto"/>
+            <w:vAlign w:val="center"/>
+          </w:tcPr>
+          <w:p>
+            <w:pPr>
+              <w:jc w:val="left"/>
+            </w:pPr>
+            <w:r>
+              <w:t>Input</w:t>
+            </w:r>
+          </w:p>
+        </w:tc>
+        <w:tc>
+          <w:tcPr>
+            <w:tcW w:w="0" w:type="auto"/>
+            <w:vAlign w:val="center"/>
+          </w:tcPr>
+          <w:p>
+            <w:pPr>
+              <w:jc w:val="left"/>
+            </w:pPr>
+            <w:r>
+              <w:t>Número Inteiro Positivo</w:t>
+            </w:r>
+          </w:p>
+        </w:tc>
+        <w:tc>
+          <w:tcPr>
+            <w:tcW w:w="0" w:type="auto"/>
+            <w:vAlign w:val="center"/>
+          </w:tcPr>
+          <w:p>
+            <w:pPr>
+              <w:jc w:val="left"/>
+            </w:pPr>
+            <w:r>
+              <w:t>O valor padrão é igual ao valor do campo ID 24.</w:t>
+            </w:r>
+          </w:p>
+        </w:tc>
+        <w:tc>
+          <w:tcPr>
+            <w:tcW w:w="0" w:type="auto"/>
+            <w:vAlign w:val="center"/>
+          </w:tcPr>
+          <w:p>
+            <w:pPr>
+              <w:jc w:val="center"/>
+            </w:pPr>
+            <w:r>
+              <w:t>Opcional</w:t>
+            </w:r>
+          </w:p>
+        </w:tc>
+      </w:tr>
+      <w:tr>
+        <w:tc>
+          <w:tcPr>
+            <w:tcW w:w="0" w:type="auto"/>
+            <w:vAlign w:val="center"/>
+          </w:tcPr>
+          <w:p>
+            <w:r>
+              <w:t>24</w:t>
+            </w:r>
+          </w:p>
+        </w:tc>
+        <w:tc>
+          <w:tcPr>
+            <w:tcW w:w="0" w:type="auto"/>
+            <w:vAlign w:val="center"/>
+          </w:tcPr>
+          <w:p>
+            <w:pPr>
+              <w:jc w:val="left"/>
+            </w:pPr>
+            <w:r>
+              <w:t>Casualidade Máxima</w:t>
+            </w:r>
+          </w:p>
+        </w:tc>
+        <w:tc>
+          <w:tcPr>
+            <w:tcW w:w="0" w:type="auto"/>
+            <w:vAlign w:val="center"/>
+          </w:tcPr>
+          <w:p>
+            <w:pPr>
+              <w:jc w:val="left"/>
+            </w:pPr>
+            <w:r>
+              <w:t>Output</w:t>
+            </w:r>
+          </w:p>
+        </w:tc>
+        <w:tc>
+          <w:tcPr>
+            <w:tcW w:w="0" w:type="auto"/>
+            <w:vAlign w:val="center"/>
+          </w:tcPr>
+          <w:p>
+            <w:pPr>
+              <w:jc w:val="left"/>
+            </w:pPr>
+            <w:r>
+              <w:t>Número Inteiro Positivo</w:t>
+            </w:r>
+          </w:p>
+        </w:tc>
+        <w:tc>
+          <w:tcPr>
+            <w:tcW w:w="0" w:type="auto"/>
+            <w:vAlign w:val="center"/>
+          </w:tcPr>
+          <w:p>
+            <w:pPr>
+              <w:jc w:val="left"/>
+            </w:pPr>
+            <w:r>
+              <w:t xml:space="preserve">O cálculo é: ((Místico + Sorte) / 2, arredondado par acima) + Casualidade Bônus. Se o carma for negativo, some o nível de alinhamento da casualidade máximo. Se positivo, subtraia.  </w:t>
+            </w:r>
+          </w:p>
+        </w:tc>
+        <w:tc>
+          <w:tcPr>
+            <w:tcW w:w="0" w:type="auto"/>
+            <w:vAlign w:val="center"/>
+          </w:tcPr>
+          <w:p>
+            <w:pPr>
+              <w:jc w:val="center"/>
+            </w:pPr>
+            <w:r>
+              <w:t>-</w:t>
+            </w:r>
+          </w:p>
+        </w:tc>
+      </w:tr>
+      <w:tr>
+        <w:tc>
+          <w:tcPr>
+            <w:tcW w:w="0" w:type="auto"/>
+            <w:vAlign w:val="center"/>
+          </w:tcPr>
+          <w:p>
+            <w:r>
+              <w:t>25</w:t>
+            </w:r>
+          </w:p>
+        </w:tc>
+        <w:tc>
+          <w:tcPr>
+            <w:tcW w:w="0" w:type="auto"/>
+            <w:vAlign w:val="center"/>
+          </w:tcPr>
+          <w:p>
+            <w:pPr>
+              <w:jc w:val="left"/>
+            </w:pPr>
+            <w:r>
+              <w:t>Casualidade Bônus</w:t>
+            </w:r>
+          </w:p>
+        </w:tc>
+        <w:tc>
+          <w:tcPr>
+            <w:tcW w:w="0" w:type="auto"/>
+            <w:vAlign w:val="center"/>
+          </w:tcPr>
+          <w:p>
+            <w:pPr>
+              <w:jc w:val="left"/>
+            </w:pPr>
+            <w:r>
+              <w:t>Input</w:t>
+            </w:r>
+          </w:p>
+        </w:tc>
+        <w:tc>
+          <w:tcPr>
+            <w:tcW w:w="0" w:type="auto"/>
+            <w:vAlign w:val="center"/>
+          </w:tcPr>
+          <w:p>
+            <w:pPr>
+              <w:jc w:val="left"/>
+            </w:pPr>
+            <w:r>
+              <w:t>Número Inteiro</w:t>
+            </w:r>
+          </w:p>
+        </w:tc>
+        <w:tc>
+          <w:tcPr>
+            <w:tcW w:w="0" w:type="auto"/>
+            <w:vAlign w:val="center"/>
+          </w:tcPr>
+          <w:p>
+            <w:pPr>
+              <w:jc w:val="left"/>
+            </w:pPr>
+            <w:r>
+              <w:t>O usuário pode digitar um valor para aumentar ou diminuir manualmente o resultado do campo de ID 24. O valor padrão é 0.</w:t>
+            </w:r>
+          </w:p>
+        </w:tc>
+        <w:tc>
+          <w:tcPr>
+            <w:tcW w:w="0" w:type="auto"/>
+            <w:vAlign w:val="center"/>
+          </w:tcPr>
+          <w:p>
+            <w:pPr>
+              <w:jc w:val="center"/>
+            </w:pPr>
+            <w:r>
+              <w:t>Opcional</w:t>
+            </w:r>
+          </w:p>
+        </w:tc>
+      </w:tr>
+      <w:tr>
+        <w:tc>
+          <w:tcPr>
+            <w:tcW w:w="0" w:type="auto"/>
+            <w:vAlign w:val="center"/>
+          </w:tcPr>
+          <w:p>
+            <w:r>
+              <w:t>26</w:t>
+            </w:r>
+          </w:p>
+        </w:tc>
+        <w:tc>
+          <w:tcPr>
+            <w:tcW w:w="0" w:type="auto"/>
+            <w:vAlign w:val="center"/>
+          </w:tcPr>
+          <w:p>
+            <w:pPr>
+              <w:jc w:val="left"/>
+            </w:pPr>
+            <w:r>
+              <w:t>Carga Atual</w:t>
+            </w:r>
+          </w:p>
+        </w:tc>
+        <w:tc>
+          <w:tcPr>
+            <w:tcW w:w="0" w:type="auto"/>
+            <w:vAlign w:val="center"/>
+          </w:tcPr>
+          <w:p>
+            <w:pPr>
+              <w:jc w:val="left"/>
+            </w:pPr>
+            <w:r>
+              <w:t>Input</w:t>
+            </w:r>
+          </w:p>
+        </w:tc>
+        <w:tc>
+          <w:tcPr>
+            <w:tcW w:w="0" w:type="auto"/>
+            <w:vAlign w:val="center"/>
+          </w:tcPr>
+          <w:p>
+            <w:pPr>
+              <w:jc w:val="left"/>
+            </w:pPr>
+            <w:r>
+              <w:t>Número Inteiro Positivo</w:t>
+            </w:r>
+          </w:p>
+        </w:tc>
+        <w:tc>
+          <w:tcPr>
+            <w:tcW w:w="0" w:type="auto"/>
+            <w:vAlign w:val="center"/>
+          </w:tcPr>
+          <w:p>
+            <w:pPr>
+              <w:jc w:val="left"/>
+            </w:pPr>
+            <w:r>
+              <w:t>O valor desse campo é igual a soma do peso de todos itens na tela de “Inventário”.</w:t>
+            </w:r>
+          </w:p>
+        </w:tc>
+        <w:tc>
+          <w:tcPr>
+            <w:tcW w:w="0" w:type="auto"/>
+            <w:vAlign w:val="center"/>
+          </w:tcPr>
+          <w:p>
+            <w:pPr>
+              <w:jc w:val="center"/>
+            </w:pPr>
+            <w:r>
+              <w:t>Opcional</w:t>
+            </w:r>
+          </w:p>
+        </w:tc>
+      </w:tr>
+      <w:tr>
+        <w:tc>
+          <w:tcPr>
+            <w:tcW w:w="0" w:type="auto"/>
+            <w:vAlign w:val="center"/>
+          </w:tcPr>
+          <w:p>
+            <w:r>
+              <w:t>27</w:t>
+            </w:r>
+          </w:p>
+        </w:tc>
+        <w:tc>
+          <w:tcPr>
+            <w:tcW w:w="0" w:type="auto"/>
+            <w:vAlign w:val="center"/>
+          </w:tcPr>
+          <w:p>
+            <w:pPr>
+              <w:jc w:val="left"/>
+            </w:pPr>
+            <w:r>
+              <w:t>Carga Base</w:t>
+            </w:r>
+          </w:p>
+        </w:tc>
+        <w:tc>
+          <w:tcPr>
+            <w:tcW w:w="0" w:type="auto"/>
+            <w:vAlign w:val="center"/>
+          </w:tcPr>
+          <w:p>
+            <w:pPr>
+              <w:jc w:val="left"/>
+            </w:pPr>
+            <w:r>
+              <w:t>Output</w:t>
+            </w:r>
+          </w:p>
+        </w:tc>
+        <w:tc>
+          <w:tcPr>
+            <w:tcW w:w="0" w:type="auto"/>
+            <w:vAlign w:val="center"/>
+          </w:tcPr>
+          <w:p>
+            <w:pPr>
+              <w:jc w:val="left"/>
+            </w:pPr>
+            <w:r>
+              <w:t>Número Inteiro Positivo</w:t>
+            </w:r>
+          </w:p>
+        </w:tc>
+        <w:tc>
+          <w:tcPr>
+            <w:tcW w:w="0" w:type="auto"/>
+            <w:vAlign w:val="center"/>
+          </w:tcPr>
+          <w:p>
+            <w:pPr>
+              <w:jc w:val="left"/>
+            </w:pPr>
+            <w:r>
+              <w:t>Calculo já aplicado no sistema.</w:t>
+            </w:r>
+          </w:p>
+        </w:tc>
+        <w:tc>
+          <w:tcPr>
+            <w:tcW w:w="0" w:type="auto"/>
+            <w:vAlign w:val="center"/>
+          </w:tcPr>
+          <w:p>
+            <w:pPr>
+              <w:jc w:val="center"/>
+            </w:pPr>
+            <w:r>
+              <w:t>-</w:t>
+            </w:r>
+          </w:p>
+        </w:tc>
+      </w:tr>
+      <w:tr>
+        <w:tc>
+          <w:tcPr>
+            <w:tcW w:w="0" w:type="auto"/>
+            <w:vAlign w:val="center"/>
+          </w:tcPr>
+          <w:p>
+            <w:r>
+              <w:t>28</w:t>
+            </w:r>
+          </w:p>
+        </w:tc>
+        <w:tc>
+          <w:tcPr>
+            <w:tcW w:w="0" w:type="auto"/>
+            <w:vAlign w:val="center"/>
+          </w:tcPr>
+          <w:p>
+            <w:pPr>
+              <w:jc w:val="left"/>
+            </w:pPr>
+            <w:r>
+              <w:t>Carga Bônus</w:t>
+            </w:r>
+          </w:p>
+        </w:tc>
+        <w:tc>
+          <w:tcPr>
+            <w:tcW w:w="0" w:type="auto"/>
+            <w:vAlign w:val="center"/>
+          </w:tcPr>
+          <w:p>
+            <w:pPr>
+              <w:jc w:val="left"/>
+            </w:pPr>
+            <w:r>
+              <w:t>Input</w:t>
+            </w:r>
+          </w:p>
+        </w:tc>
+        <w:tc>
+          <w:tcPr>
+            <w:tcW w:w="0" w:type="auto"/>
+            <w:vAlign w:val="center"/>
+          </w:tcPr>
+          <w:p>
+            <w:pPr>
+              <w:jc w:val="left"/>
+            </w:pPr>
+            <w:r>
+              <w:t>Número Inteiro</w:t>
+            </w:r>
+          </w:p>
+        </w:tc>
+        <w:tc>
+          <w:tcPr>
+            <w:tcW w:w="0" w:type="auto"/>
+            <w:vAlign w:val="center"/>
+          </w:tcPr>
+          <w:p>
+            <w:pPr>
+              <w:jc w:val="left"/>
+            </w:pPr>
+            <w:r>
+              <w:t>O usuário pode digitar um valor para aumentar ou diminuir manualmente o resultado do campo de ID 27. O valor padrão é 0.</w:t>
+            </w:r>
+          </w:p>
+        </w:tc>
+        <w:tc>
+          <w:tcPr>
+            <w:tcW w:w="0" w:type="auto"/>
+            <w:vAlign w:val="center"/>
+          </w:tcPr>
+          <w:p>
+            <w:pPr>
+              <w:jc w:val="center"/>
+            </w:pPr>
+            <w:r>
+              <w:t>Opcional</w:t>
+            </w:r>
+          </w:p>
+        </w:tc>
+      </w:tr>
+      <w:tr>
+        <w:tc>
+          <w:tcPr>
+            <w:tcW w:w="0" w:type="auto"/>
+            <w:vAlign w:val="center"/>
+          </w:tcPr>
+          <w:p>
+            <w:r>
+              <w:t>29</w:t>
+            </w:r>
+          </w:p>
+        </w:tc>
+        <w:tc>
+          <w:tcPr>
+            <w:tcW w:w="0" w:type="auto"/>
+            <w:vAlign w:val="center"/>
+          </w:tcPr>
+          <w:p>
+            <w:pPr>
+              <w:jc w:val="left"/>
+            </w:pPr>
+            <w:r>
+              <w:t>Teste de Vontade</w:t>
+            </w:r>
+          </w:p>
+        </w:tc>
+        <w:tc>
+          <w:tcPr>
+            <w:tcW w:w="0" w:type="auto"/>
+            <w:vAlign w:val="center"/>
+          </w:tcPr>
+          <w:p>
+            <w:pPr>
+              <w:jc w:val="left"/>
+            </w:pPr>
+            <w:r>
+              <w:t>Output</w:t>
+            </w:r>
+          </w:p>
+        </w:tc>
+        <w:tc>
+          <w:tcPr>
+            <w:tcW w:w="0" w:type="auto"/>
+            <w:vAlign w:val="center"/>
+          </w:tcPr>
+          <w:p>
+            <w:pPr>
+              <w:jc w:val="left"/>
+            </w:pPr>
+            <w:r>
+              <w:t>Número Inteiro Positivo</w:t>
+            </w:r>
+          </w:p>
+        </w:tc>
+        <w:tc>
+          <w:tcPr>
+            <w:tcW w:w="0" w:type="auto"/>
+            <w:vAlign w:val="center"/>
+          </w:tcPr>
+          <w:p>
+            <w:pPr>
+              <w:jc w:val="left"/>
+            </w:pPr>
+            <w:r>
+              <w:rPr>
+                <w:b/>
+                <w:bCs/>
+              </w:rPr>
+              <w:t>Cálculo</w:t>
+            </w:r>
+            <w:r>
+              <w:t>: Místico + Fé + Bônus de Vontade (campo ID 30) + bônus da perícia de Vontade (esse bônus se encontra na tela “Perícias”)</w:t>
+            </w:r>
+          </w:p>
+        </w:tc>
+        <w:tc>
+          <w:tcPr>
+            <w:tcW w:w="0" w:type="auto"/>
+            <w:vAlign w:val="center"/>
+          </w:tcPr>
+          <w:p>
+            <w:pPr>
+              <w:jc w:val="center"/>
+            </w:pPr>
+            <w:r>
+              <w:t>-</w:t>
+            </w:r>
+          </w:p>
+        </w:tc>
+      </w:tr>
+      <w:tr>
+        <w:tc>
+          <w:tcPr>
+            <w:tcW w:w="0" w:type="auto"/>
+            <w:vAlign w:val="center"/>
+          </w:tcPr>
+          <w:p>
+            <w:r>
+              <w:t>30</w:t>
+            </w:r>
+          </w:p>
+        </w:tc>
+        <w:tc>
+          <w:tcPr>
+            <w:tcW w:w="0" w:type="auto"/>
+            <w:vAlign w:val="center"/>
+          </w:tcPr>
+          <w:p>
+            <w:pPr>
+              <w:jc w:val="left"/>
+            </w:pPr>
+            <w:r>
+              <w:t>Bônus no Teste de Vontade</w:t>
+            </w:r>
+          </w:p>
+        </w:tc>
+        <w:tc>
+          <w:tcPr>
+            <w:tcW w:w="0" w:type="auto"/>
+            <w:vAlign w:val="center"/>
+          </w:tcPr>
+          <w:p>
+            <w:pPr>
+              <w:jc w:val="left"/>
+            </w:pPr>
+            <w:r>
+              <w:t>Input</w:t>
+            </w:r>
+          </w:p>
+        </w:tc>
+        <w:tc>
+          <w:tcPr>
+            <w:tcW w:w="0" w:type="auto"/>
+            <w:vAlign w:val="center"/>
+          </w:tcPr>
+          <w:p>
+            <w:pPr>
+              <w:jc w:val="left"/>
+            </w:pPr>
+            <w:r>
+              <w:t>Número Inteiro</w:t>
+            </w:r>
+          </w:p>
+        </w:tc>
+        <w:tc>
+          <w:tcPr>
+            <w:tcW w:w="0" w:type="auto"/>
+            <w:vAlign w:val="center"/>
+          </w:tcPr>
+          <w:p>
+            <w:pPr>
+              <w:jc w:val="left"/>
+            </w:pPr>
+            <w:r>
+              <w:t>O usuário pode digitar um valor para aumentar ou diminuir manualmente o resultado do campo de ID 29. O valor padrão é 0.</w:t>
+            </w:r>
+          </w:p>
+        </w:tc>
+        <w:tc>
+          <w:tcPr>
+            <w:tcW w:w="0" w:type="auto"/>
+            <w:vAlign w:val="center"/>
+          </w:tcPr>
+          <w:p>
+            <w:pPr>
+              <w:jc w:val="center"/>
+            </w:pPr>
+            <w:r>
+              <w:t>Opcional</w:t>
+            </w:r>
+          </w:p>
+        </w:tc>
+      </w:tr>
+      <w:tr>
+        <w:tc>
+          <w:tcPr>
+            <w:tcW w:w="0" w:type="auto"/>
+            <w:vAlign w:val="center"/>
+          </w:tcPr>
+          <w:p>
+            <w:r>
+              <w:t>31</w:t>
+            </w:r>
+          </w:p>
+        </w:tc>
+        <w:tc>
+          <w:tcPr>
+            <w:tcW w:w="0" w:type="auto"/>
+            <w:vAlign w:val="center"/>
+          </w:tcPr>
+          <w:p>
+            <w:pPr>
+              <w:jc w:val="left"/>
+            </w:pPr>
+            <w:r>
+              <w:t>Teste de Acaso</w:t>
+            </w:r>
+          </w:p>
+        </w:tc>
+        <w:tc>
+          <w:tcPr>
+            <w:tcW w:w="0" w:type="auto"/>
+            <w:vAlign w:val="center"/>
+          </w:tcPr>
+          <w:p>
+            <w:pPr>
+              <w:jc w:val="left"/>
+            </w:pPr>
+            <w:r>
+              <w:t>Output</w:t>
+            </w:r>
+          </w:p>
+        </w:tc>
+        <w:tc>
+          <w:tcPr>
+            <w:tcW w:w="0" w:type="auto"/>
+            <w:vAlign w:val="center"/>
+          </w:tcPr>
+          <w:p>
+            <w:pPr>
+              <w:jc w:val="left"/>
+            </w:pPr>
+            <w:r>
+              <w:t>Número Inteiro Positivo</w:t>
+            </w:r>
+          </w:p>
+        </w:tc>
+        <w:tc>
+          <w:tcPr>
+            <w:tcW w:w="0" w:type="auto"/>
+            <w:vAlign w:val="center"/>
+          </w:tcPr>
+          <w:p>
+            <w:pPr>
+              <w:jc w:val="left"/>
+            </w:pPr>
+            <w:r>
+              <w:rPr>
+                <w:b/>
+                <w:bCs/>
+              </w:rPr>
+              <w:t>Cálculo</w:t>
+            </w:r>
+            <w:r>
+              <w:t>: Místico + Sorte + Bônus de Acaso (campo ID 32) + bônus da perícia de Acaso (esse bônus se encontra na tela “Perícias”)</w:t>
+            </w:r>
+          </w:p>
+        </w:tc>
+        <w:tc>
+          <w:tcPr>
+            <w:tcW w:w="0" w:type="auto"/>
+            <w:vAlign w:val="center"/>
+          </w:tcPr>
+          <w:p>
+            <w:pPr>
+              <w:jc w:val="center"/>
+            </w:pPr>
+            <w:r>
+              <w:t>-</w:t>
+            </w:r>
+          </w:p>
+        </w:tc>
+      </w:tr>
+      <w:tr>
+        <w:tc>
+          <w:tcPr>
+            <w:tcW w:w="0" w:type="auto"/>
+            <w:vAlign w:val="center"/>
+          </w:tcPr>
+          <w:p>
+            <w:r>
+              <w:t>32</w:t>
+            </w:r>
+          </w:p>
+        </w:tc>
+        <w:tc>
+          <w:tcPr>
+            <w:tcW w:w="0" w:type="auto"/>
+            <w:vAlign w:val="center"/>
+          </w:tcPr>
+          <w:p>
+            <w:pPr>
+              <w:jc w:val="left"/>
+            </w:pPr>
+            <w:r>
+              <w:t>Bônus no Teste de Acaso</w:t>
+            </w:r>
+          </w:p>
+        </w:tc>
+        <w:tc>
+          <w:tcPr>
+            <w:tcW w:w="0" w:type="auto"/>
+            <w:vAlign w:val="center"/>
+          </w:tcPr>
+          <w:p>
+            <w:pPr>
+              <w:jc w:val="left"/>
+            </w:pPr>
+            <w:r>
+              <w:t>Input</w:t>
+            </w:r>
+          </w:p>
+        </w:tc>
+        <w:tc>
+          <w:tcPr>
+            <w:tcW w:w="0" w:type="auto"/>
+            <w:vAlign w:val="center"/>
+          </w:tcPr>
+          <w:p>
+            <w:pPr>
+              <w:jc w:val="left"/>
+            </w:pPr>
+            <w:r>
+              <w:t xml:space="preserve">Número Inteiro </w:t>
+            </w:r>
+          </w:p>
+        </w:tc>
+        <w:tc>
+          <w:tcPr>
+            <w:tcW w:w="0" w:type="auto"/>
+            <w:vAlign w:val="center"/>
+          </w:tcPr>
+          <w:p>
+            <w:pPr>
+              <w:jc w:val="left"/>
+            </w:pPr>
+            <w:r>
+              <w:t>O usuário pode digitar um valor para aumentar ou diminuir manualmente o resultado do campo de ID 31. O valor padrão é 0.</w:t>
+            </w:r>
+          </w:p>
+        </w:tc>
+        <w:tc>
+          <w:tcPr>
+            <w:tcW w:w="0" w:type="auto"/>
+            <w:vAlign w:val="center"/>
+          </w:tcPr>
+          <w:p>
+            <w:pPr>
+              <w:jc w:val="center"/>
+            </w:pPr>
+            <w:r>
+              <w:t>Opcional</w:t>
+            </w:r>
+          </w:p>
+        </w:tc>
+      </w:tr>
+      <w:tr>
+        <w:tc>
+          <w:tcPr>
+            <w:tcW w:w="0" w:type="auto"/>
+            <w:vAlign w:val="center"/>
+          </w:tcPr>
+          <w:p>
+            <w:r>
+              <w:t>33</w:t>
+            </w:r>
+          </w:p>
+        </w:tc>
+        <w:tc>
+          <w:tcPr>
+            <w:tcW w:w="0" w:type="auto"/>
+            <w:vAlign w:val="center"/>
+          </w:tcPr>
+          <w:p>
+            <w:pPr>
+              <w:jc w:val="left"/>
+            </w:pPr>
+            <w:r>
+              <w:t>Teste de Percepção</w:t>
+            </w:r>
+          </w:p>
+        </w:tc>
+        <w:tc>
+          <w:tcPr>
+            <w:tcW w:w="0" w:type="auto"/>
+            <w:vAlign w:val="center"/>
+          </w:tcPr>
+          <w:p>
+            <w:pPr>
+              <w:jc w:val="left"/>
+            </w:pPr>
+            <w:r>
+              <w:t>Output</w:t>
+            </w:r>
+          </w:p>
+        </w:tc>
+        <w:tc>
+          <w:tcPr>
+            <w:tcW w:w="0" w:type="auto"/>
+            <w:vAlign w:val="center"/>
+          </w:tcPr>
+          <w:p>
+            <w:pPr>
+              <w:jc w:val="left"/>
+            </w:pPr>
+            <w:r>
+              <w:t>Número Inteiro Positivo</w:t>
+            </w:r>
+          </w:p>
+        </w:tc>
+        <w:tc>
+          <w:tcPr>
+            <w:tcW w:w="0" w:type="auto"/>
+            <w:vAlign w:val="center"/>
+          </w:tcPr>
+          <w:p>
+            <w:pPr>
+              <w:jc w:val="left"/>
+            </w:pPr>
+            <w:r>
+              <w:rPr>
+                <w:b/>
+                <w:bCs/>
+              </w:rPr>
+              <w:t>Cálculo</w:t>
+            </w:r>
+            <w:r>
+              <w:t>: Mental + Conhecimento + Bônus de Percepção (campo ID 34) + bônus da perícia de Percepção (esse bônus se encontra na tela “Perícias”)</w:t>
+            </w:r>
+          </w:p>
+        </w:tc>
+        <w:tc>
+          <w:tcPr>
+            <w:tcW w:w="0" w:type="auto"/>
+            <w:vAlign w:val="center"/>
+          </w:tcPr>
+          <w:p>
+            <w:pPr>
+              <w:jc w:val="center"/>
+            </w:pPr>
+            <w:r>
+              <w:t>-</w:t>
+            </w:r>
+          </w:p>
+        </w:tc>
+      </w:tr>
+      <w:tr>
+        <w:tc>
+          <w:tcPr>
+            <w:tcW w:w="0" w:type="auto"/>
+            <w:vAlign w:val="center"/>
+          </w:tcPr>
+          <w:p>
+            <w:r>
+              <w:t>34</w:t>
+            </w:r>
+          </w:p>
+        </w:tc>
+        <w:tc>
+          <w:tcPr>
+            <w:tcW w:w="0" w:type="auto"/>
+            <w:vAlign w:val="center"/>
+          </w:tcPr>
+          <w:p>
+            <w:pPr>
+              <w:jc w:val="left"/>
+            </w:pPr>
+            <w:r>
+              <w:t>Bônus no Teste de Percepção</w:t>
+            </w:r>
+          </w:p>
+        </w:tc>
+        <w:tc>
+          <w:tcPr>
+            <w:tcW w:w="0" w:type="auto"/>
+            <w:vAlign w:val="center"/>
+          </w:tcPr>
+          <w:p>
+            <w:pPr>
+              <w:jc w:val="left"/>
+            </w:pPr>
+            <w:r>
+              <w:t>Input</w:t>
+            </w:r>
+          </w:p>
+        </w:tc>
+        <w:tc>
+          <w:tcPr>
+            <w:tcW w:w="0" w:type="auto"/>
+            <w:vAlign w:val="center"/>
+          </w:tcPr>
+          <w:p>
+            <w:pPr>
+              <w:jc w:val="left"/>
+            </w:pPr>
+            <w:r>
+              <w:t>Número Inteiro</w:t>
+            </w:r>
+          </w:p>
+        </w:tc>
+        <w:tc>
+          <w:tcPr>
+            <w:tcW w:w="0" w:type="auto"/>
+            <w:vAlign w:val="center"/>
+          </w:tcPr>
+          <w:p>
+            <w:pPr>
+              <w:jc w:val="left"/>
+            </w:pPr>
+            <w:r>
+              <w:t>O usuário pode digitar um valor para aumentar ou diminuir manualmente o resultado do campo de ID 33. O valor padrão é 0.</w:t>
+            </w:r>
+          </w:p>
+        </w:tc>
+        <w:tc>
+          <w:tcPr>
+            <w:tcW w:w="0" w:type="auto"/>
+            <w:vAlign w:val="center"/>
+          </w:tcPr>
+          <w:p>
+            <w:pPr>
+              <w:jc w:val="center"/>
+            </w:pPr>
+            <w:r>
+              <w:t>Opcional</w:t>
+            </w:r>
+          </w:p>
+        </w:tc>
+      </w:tr>
+      <w:tr>
+        <w:tc>
+          <w:tcPr>
+            <w:tcW w:w="0" w:type="auto"/>
+            <w:vAlign w:val="center"/>
+          </w:tcPr>
+          <w:p>
+            <w:r>
+              <w:t>35</w:t>
+            </w:r>
+          </w:p>
+        </w:tc>
+        <w:tc>
+          <w:tcPr>
+            <w:tcW w:w="0" w:type="auto"/>
+            <w:vAlign w:val="center"/>
+          </w:tcPr>
+          <w:p>
+            <w:pPr>
+              <w:jc w:val="left"/>
+            </w:pPr>
+            <w:r>
+              <w:t>Deslocamento</w:t>
+            </w:r>
+          </w:p>
+        </w:tc>
+        <w:tc>
+          <w:tcPr>
+            <w:tcW w:w="0" w:type="auto"/>
+            <w:vAlign w:val="center"/>
+          </w:tcPr>
+          <w:p>
+            <w:pPr>
+              <w:jc w:val="left"/>
+            </w:pPr>
+            <w:r>
+              <w:t>Output</w:t>
+            </w:r>
+          </w:p>
+        </w:tc>
+        <w:tc>
+          <w:tcPr>
+            <w:tcW w:w="0" w:type="auto"/>
+            <w:vAlign w:val="center"/>
+          </w:tcPr>
+          <w:p>
+            <w:pPr>
+              <w:jc w:val="left"/>
+            </w:pPr>
+            <w:r>
+              <w:t>Número Inteiro Positivo</w:t>
+            </w:r>
+          </w:p>
+        </w:tc>
+        <w:tc>
+          <w:tcPr>
+            <w:tcW w:w="0" w:type="auto"/>
+            <w:vAlign w:val="center"/>
+          </w:tcPr>
+          <w:p>
+            <w:pPr>
+              <w:jc w:val="left"/>
+            </w:pPr>
+            <w:r>
+              <w:rPr>
+                <w:b/>
+                <w:bCs/>
+              </w:rPr>
+              <w:t>Cálculo</w:t>
+            </w:r>
+            <w:r>
+              <w:t>: (Físico + força + destreza + vitalidade)/3 (arredondado para cima) + bônus de deslocamento (campo ID 35)</w:t>
+            </w:r>
+            <w:r>
+              <w:t xml:space="preserve"> - Nível de Sobrepeso (campo ID 39).</w:t>
+            </w:r>
+          </w:p>
+        </w:tc>
+        <w:tc>
+          <w:tcPr>
+            <w:tcW w:w="0" w:type="auto"/>
+            <w:vAlign w:val="center"/>
+          </w:tcPr>
+          <w:p>
+            <w:pPr>
+              <w:jc w:val="center"/>
+            </w:pPr>
+            <w:r>
+              <w:t>-</w:t>
+            </w:r>
+          </w:p>
+        </w:tc>
+      </w:tr>
+      <w:tr>
+        <w:tc>
+          <w:tcPr>
+            <w:tcW w:w="0" w:type="auto"/>
+            <w:vAlign w:val="center"/>
+          </w:tcPr>
+          <w:p>
+            <w:r>
+              <w:t>36</w:t>
+            </w:r>
+          </w:p>
+        </w:tc>
+        <w:tc>
+          <w:tcPr>
+            <w:tcW w:w="0" w:type="auto"/>
+            <w:vAlign w:val="center"/>
+          </w:tcPr>
+          <w:p>
+            <w:pPr>
+              <w:jc w:val="left"/>
+            </w:pPr>
+            <w:r>
+              <w:t>Bônus de Deslocamento</w:t>
+            </w:r>
+          </w:p>
+        </w:tc>
+        <w:tc>
+          <w:tcPr>
+            <w:tcW w:w="0" w:type="auto"/>
+            <w:vAlign w:val="center"/>
+          </w:tcPr>
+          <w:p>
+            <w:pPr>
+              <w:jc w:val="left"/>
+            </w:pPr>
+            <w:r>
+              <w:t>Input</w:t>
+            </w:r>
+          </w:p>
+        </w:tc>
+        <w:tc>
+          <w:tcPr>
+            <w:tcW w:w="0" w:type="auto"/>
+            <w:vAlign w:val="center"/>
+          </w:tcPr>
+          <w:p>
+            <w:pPr>
+              <w:jc w:val="left"/>
+            </w:pPr>
+            <w:r>
+              <w:t>Número Inteiro</w:t>
+            </w:r>
+          </w:p>
+        </w:tc>
+        <w:tc>
+          <w:tcPr>
+            <w:tcW w:w="0" w:type="auto"/>
+            <w:vAlign w:val="center"/>
+          </w:tcPr>
+          <w:p>
+            <w:pPr>
+              <w:jc w:val="left"/>
+            </w:pPr>
+            <w:r>
+              <w:t>O usuário pode digitar um valor para aumentar ou diminuir manualmente o resultado do campo de ID 35. O valor padrão é 0.</w:t>
+            </w:r>
+          </w:p>
+        </w:tc>
+        <w:tc>
+          <w:tcPr>
+            <w:tcW w:w="0" w:type="auto"/>
+            <w:vAlign w:val="center"/>
+          </w:tcPr>
+          <w:p>
+            <w:pPr>
+              <w:jc w:val="center"/>
+            </w:pPr>
+            <w:r>
+              <w:t>Opcional</w:t>
+            </w:r>
+          </w:p>
+        </w:tc>
+      </w:tr>
+      <w:tr>
+        <w:tc>
+          <w:tcPr>
+            <w:tcW w:w="0" w:type="auto"/>
+            <w:vAlign w:val="center"/>
+          </w:tcPr>
+          <w:p>
+            <w:r>
+              <w:t>37</w:t>
+            </w:r>
+          </w:p>
+        </w:tc>
+        <w:tc>
+          <w:tcPr>
+            <w:tcW w:w="0" w:type="auto"/>
+            <w:vAlign w:val="center"/>
+          </w:tcPr>
+          <w:p>
+            <w:pPr>
+              <w:jc w:val="left"/>
+            </w:pPr>
+            <w:r>
+              <w:t>Armadura RDF/RDM</w:t>
+            </w:r>
+          </w:p>
+        </w:tc>
+        <w:tc>
+          <w:tcPr>
+            <w:tcW w:w="0" w:type="auto"/>
+            <w:vAlign w:val="center"/>
+          </w:tcPr>
+          <w:p>
+            <w:pPr>
+              <w:jc w:val="left"/>
+            </w:pPr>
+            <w:r>
+              <w:t>Input</w:t>
+            </w:r>
+          </w:p>
+        </w:tc>
+        <w:tc>
+          <w:tcPr>
+            <w:tcW w:w="0" w:type="auto"/>
+            <w:vAlign w:val="center"/>
+          </w:tcPr>
+          <w:p>
+            <w:pPr>
+              <w:jc w:val="left"/>
+            </w:pPr>
+            <w:r>
+              <w:t>Número Inteiro Positivo</w:t>
+            </w:r>
+          </w:p>
+        </w:tc>
+        <w:tc>
+          <w:tcPr>
+            <w:tcW w:w="0" w:type="auto"/>
+            <w:vAlign w:val="center"/>
+          </w:tcPr>
+          <w:p>
+            <w:pPr>
+              <w:jc w:val="left"/>
+            </w:pPr>
+            <w:r>
+              <w:t>São dois campos, um de RDF e outro de RDM</w:t>
+            </w:r>
+          </w:p>
+        </w:tc>
+        <w:tc>
+          <w:tcPr>
+            <w:tcW w:w="0" w:type="auto"/>
+            <w:vAlign w:val="center"/>
+          </w:tcPr>
+          <w:p>
+            <w:pPr>
+              <w:jc w:val="center"/>
+            </w:pPr>
+            <w:r>
+              <w:t>Opcional</w:t>
+            </w:r>
+          </w:p>
+        </w:tc>
+      </w:tr>
+      <w:tr>
+        <w:tc>
+          <w:tcPr>
+            <w:tcW w:w="0" w:type="auto"/>
+            <w:vAlign w:val="center"/>
+          </w:tcPr>
+          <w:p>
+            <w:r>
+              <w:t>38</w:t>
+            </w:r>
+          </w:p>
+        </w:tc>
+        <w:tc>
+          <w:tcPr>
+            <w:tcW w:w="0" w:type="auto"/>
+            <w:vAlign w:val="center"/>
+          </w:tcPr>
+          <w:p>
+            <w:pPr>
+              <w:jc w:val="left"/>
+            </w:pPr>
+            <w:r>
+              <w:t>Natural RDF/RDM</w:t>
+            </w:r>
+          </w:p>
+        </w:tc>
+        <w:tc>
+          <w:tcPr>
+            <w:tcW w:w="0" w:type="auto"/>
+            <w:vAlign w:val="center"/>
+          </w:tcPr>
+          <w:p>
+            <w:pPr>
+              <w:jc w:val="left"/>
+            </w:pPr>
+            <w:r>
+              <w:t>Input</w:t>
+            </w:r>
+          </w:p>
+        </w:tc>
+        <w:tc>
+          <w:tcPr>
+            <w:tcW w:w="0" w:type="auto"/>
+            <w:vAlign w:val="center"/>
+          </w:tcPr>
+          <w:p>
+            <w:pPr>
+              <w:jc w:val="left"/>
+            </w:pPr>
+            <w:r>
+              <w:t>Número Inteiro Positivo</w:t>
+            </w:r>
+          </w:p>
+        </w:tc>
+        <w:tc>
+          <w:tcPr>
+            <w:tcW w:w="0" w:type="auto"/>
+            <w:vAlign w:val="center"/>
+          </w:tcPr>
+          <w:p>
+            <w:pPr>
+              <w:jc w:val="left"/>
+            </w:pPr>
+            <w:r>
+              <w:t>São dois campos, um de RDF e outro de RDM</w:t>
+            </w:r>
+          </w:p>
+        </w:tc>
+        <w:tc>
+          <w:tcPr>
+            <w:tcW w:w="0" w:type="auto"/>
+            <w:vAlign w:val="center"/>
+          </w:tcPr>
+          <w:p>
+            <w:pPr>
+              <w:jc w:val="center"/>
+            </w:pPr>
+            <w:r>
+              <w:t>Opcional</w:t>
+            </w:r>
+          </w:p>
+        </w:tc>
+      </w:tr>
+      <w:tr>
+        <w:tc>
+          <w:tcPr>
+            <w:tcW w:w="0" w:type="auto"/>
+            <w:vAlign w:val="center"/>
+          </w:tcPr>
+          <w:p>
+            <w:r>
+              <w:lastRenderedPageBreak/>
+              <w:t>39</w:t>
+            </w:r>
+          </w:p>
+        </w:tc>
+        <w:tc>
+          <w:tcPr>
+            <w:tcW w:w="0" w:type="auto"/>
+            <w:vAlign w:val="center"/>
+          </w:tcPr>
+          <w:p>
+            <w:pPr>
+              <w:jc w:val="left"/>
+            </w:pPr>
+            <w:r>
+              <w:t>Nível de Sobrepeso</w:t>
+            </w:r>
+          </w:p>
+        </w:tc>
+        <w:tc>
+          <w:tcPr>
+            <w:tcW w:w="0" w:type="auto"/>
+            <w:vAlign w:val="center"/>
+          </w:tcPr>
+          <w:p>
+            <w:pPr>
+              <w:jc w:val="left"/>
+            </w:pPr>
+            <w:r>
+              <w:t>Output</w:t>
+            </w:r>
+          </w:p>
+        </w:tc>
+        <w:tc>
+          <w:tcPr>
+            <w:tcW w:w="0" w:type="auto"/>
+            <w:vAlign w:val="center"/>
+          </w:tcPr>
+          <w:p>
+            <w:pPr>
+              <w:jc w:val="left"/>
+            </w:pPr>
+            <w:r>
+              <w:t>Caracter (máximo 30)</w:t>
+            </w:r>
+          </w:p>
+        </w:tc>
+        <w:tc>
+          <w:tcPr>
+            <w:tcW w:w="0" w:type="auto"/>
+            <w:vAlign w:val="center"/>
+          </w:tcPr>
+          <w:p>
+            <w:pPr>
+              <w:jc w:val="left"/>
+            </w:pPr>
+            <w:r>
+              <w:rPr>
+                <w:b/>
+                <w:bCs/>
+              </w:rPr>
+              <w:t>Cálculo</w:t>
+            </w:r>
+            <w:r>
+              <w:t xml:space="preserve">: Peso Atual / Peso Base (número inteiro positivo arredondado para cima). </w:t>
+            </w:r>
+          </w:p>
+          <w:p>
+            <w:pPr>
+              <w:jc w:val="left"/>
+            </w:pPr>
+          </w:p>
+          <w:p>
+            <w:pPr>
+              <w:jc w:val="left"/>
+            </w:pPr>
+            <w:r>
+              <w:t xml:space="preserve">A mensagem deve ser exibida na forma de “Sobrepeso {level}: {var1} Físico, {var2} Desl.”. </w:t>
+            </w:r>
+          </w:p>
+          <w:p>
+            <w:pPr>
+              <w:jc w:val="left"/>
+            </w:pPr>
+          </w:p>
+          <w:p>
+            <w:pPr>
+              <w:jc w:val="left"/>
+            </w:pPr>
+            <w:r>
+              <w:t>Var1 = 2 x Sobrepeso</w:t>
+            </w:r>
+          </w:p>
+          <w:p>
+            <w:pPr>
+              <w:jc w:val="left"/>
+            </w:pPr>
+            <w:r>
+              <w:t>Var2 = 2 x Sobrepeso x MT Positivo (1.5x se o MT for 1) ou (2 x Sobrepeso) + MT Negativo ou 2 x Sobrepeso se MT igual 0.</w:t>
+            </w:r>
+            <w:r>
+              <w:t xml:space="preserve"> </w:t>
+            </w:r>
+          </w:p>
+        </w:tc>
+        <w:tc>
+          <w:tcPr>
+            <w:tcW w:w="0" w:type="auto"/>
+            <w:vAlign w:val="center"/>
+          </w:tcPr>
+          <w:p>
+            <w:pPr>
+              <w:jc w:val="center"/>
+            </w:pPr>
+            <w:r>
+              <w:t>-</w:t>
+            </w:r>
+          </w:p>
+        </w:tc>
+      </w:tr>
+      <w:tr>
+        <w:tc>
+          <w:tcPr>
+            <w:tcW w:w="0" w:type="auto"/>
+            <w:vAlign w:val="center"/>
+          </w:tcPr>
+          <w:p>
+            <w:r>
+              <w:t>40</w:t>
+            </w:r>
+          </w:p>
+        </w:tc>
+        <w:tc>
+          <w:tcPr>
+            <w:tcW w:w="0" w:type="auto"/>
+            <w:vAlign w:val="center"/>
+          </w:tcPr>
+          <w:p>
+            <w:pPr>
+              <w:jc w:val="left"/>
+            </w:pPr>
+            <w:r>
+              <w:t>Aviso de Sobrepeso</w:t>
+            </w:r>
+          </w:p>
+        </w:tc>
+        <w:tc>
+          <w:tcPr>
+            <w:tcW w:w="0" w:type="auto"/>
+            <w:vAlign w:val="center"/>
+          </w:tcPr>
+          <w:p>
+            <w:pPr>
+              <w:jc w:val="left"/>
+            </w:pPr>
+            <w:r>
+              <w:t>Output</w:t>
+            </w:r>
+          </w:p>
+        </w:tc>
+        <w:tc>
+          <w:tcPr>
+            <w:tcW w:w="0" w:type="auto"/>
+            <w:vAlign w:val="center"/>
+          </w:tcPr>
+          <w:p>
+            <w:pPr>
+              <w:jc w:val="left"/>
+            </w:pPr>
+            <w:r>
+              <w:t>Caracter (máximo 30)</w:t>
+            </w:r>
+          </w:p>
+        </w:tc>
+        <w:tc>
+          <w:tcPr>
+            <w:tcW w:w="0" w:type="auto"/>
+            <w:vAlign w:val="center"/>
+          </w:tcPr>
+          <w:p>
+            <w:pPr>
+              <w:jc w:val="left"/>
+            </w:pPr>
+            <w:r>
+              <w:t>Se o dobro do nível de sobrepeso do campo de ID 39 for igual ou maior que “Físico + força” exibe a mensagem: “Esmagado”</w:t>
+            </w:r>
+          </w:p>
+          <w:p>
+            <w:pPr>
+              <w:jc w:val="left"/>
+            </w:pPr>
+          </w:p>
+          <w:p>
+            <w:pPr>
+              <w:jc w:val="left"/>
+            </w:pPr>
+            <w:r>
+              <w:t xml:space="preserve">Se o dobro do nível de sobrepeso do campo de ID 39 for igual ou maior que “Físico + </w:t>
+            </w:r>
+            <w:r>
+              <w:t>destreza</w:t>
+            </w:r>
+            <w:r>
+              <w:t>” exibe a mensagem: “</w:t>
+            </w:r>
+            <w:r>
+              <w:t>Imóvel</w:t>
+            </w:r>
+            <w:r>
+              <w:t>”</w:t>
+            </w:r>
+          </w:p>
+          <w:p>
+            <w:pPr>
+              <w:jc w:val="left"/>
+            </w:pPr>
+          </w:p>
+          <w:p>
+            <w:pPr>
+              <w:jc w:val="left"/>
+            </w:pPr>
+            <w:r>
+              <w:t xml:space="preserve">Se o dobro do nível de sobrepeso do campo de ID 39 for igual ou maior que “Físico + </w:t>
+            </w:r>
+            <w:r>
+              <w:t>vitalidade</w:t>
+            </w:r>
+            <w:r>
+              <w:t>” exibe a mensagem: “</w:t>
+            </w:r>
+            <w:r>
+              <w:t>Desmaiado</w:t>
+            </w:r>
+            <w:r>
+              <w:t>”</w:t>
+            </w:r>
+          </w:p>
+          <w:p>
+            <w:pPr>
+              <w:jc w:val="left"/>
+            </w:pPr>
+          </w:p>
+          <w:p>
+            <w:pPr>
+              <w:jc w:val="left"/>
+            </w:pPr>
+            <w:r>
+              <w:t>As três mensagem podem aparecer juntas se o requisito for atendido.</w:t>
+            </w:r>
+          </w:p>
+        </w:tc>
+        <w:tc>
+          <w:tcPr>
+            <w:tcW w:w="0" w:type="auto"/>
+            <w:vAlign w:val="center"/>
+          </w:tcPr>
+          <w:p>
+            <w:pPr>
+              <w:jc w:val="center"/>
+            </w:pPr>
+          </w:p>
+        </w:tc>
+      </w:tr>
+    </w:tbl>
+    <w:p/>
+    <w:p>
+      <w:pPr>
+        <w:pStyle w:val="Heading2"/>
+      </w:pPr>
+      <w:r>
+        <w:t>Campos</w:t>
+      </w:r>
+    </w:p>
+    <w:p>
+      <w:pPr>
+        <w:pStyle w:val="Heading3"/>
+      </w:pPr>
+      <w:r>
+        <w:t>Elemento Principal</w:t>
+      </w:r>
+    </w:p>
+    <w:p>
+      <w:r>
+        <w:t>Abaixo está a lista de elementos. O sistema deve armazenar todas essas informações para que possa ser consultado pelas funções. São duas listas, a primeira são os elementos simples e a outra são os elementos de fusão.</w:t>
+      </w:r>
+    </w:p>
+    <w:p>
+      <w:r>
+        <w:rPr>
+          <w:noProof/>
+        </w:rPr>
+        <w:lastRenderedPageBreak/>
+        <w:drawing>
+          <wp:inline distT="0" distB="0" distL="0" distR="0" wp14:anchorId="5F5E677C" wp14:editId="68168F13">
+            <wp:extent cx="6188710" cy="5403850"/>
+            <wp:effectExtent l="0" t="0" r="2540" b="0"/>
+            <wp:docPr id="1687386794" name="Picture 1"/>
+            <wp:cNvGraphicFramePr>
+              <a:graphicFrameLocks xmlns:a="http://schemas.openxmlformats.org/drawingml/2006/main" noChangeAspect="1"/>
+            </wp:cNvGraphicFramePr>
+            <a:graphic xmlns:a="http://schemas.openxmlformats.org/drawingml/2006/main">
+              <a:graphicData uri="http://schemas.openxmlformats.org/drawingml/2006/picture">
+                <pic:pic xmlns:pic="http://schemas.openxmlformats.org/drawingml/2006/picture">
+                  <pic:nvPicPr>
+                    <pic:cNvPr id="0" name="Picture 1"/>
+                    <pic:cNvPicPr>
+                      <a:picLocks noChangeAspect="1" noChangeArrowheads="1"/>
+                    </pic:cNvPicPr>
+                  </pic:nvPicPr>
+                  <pic:blipFill>
+                    <a:blip r:embed="rId6">
+                      <a:extLst>
+                        <a:ext uri="{28A0092B-C50C-407E-A947-70E740481C1C}">
+                          <a14:useLocalDpi xmlns:a14="http://schemas.microsoft.com/office/drawing/2010/main" val="0"/>
+                        </a:ext>
+                      </a:extLst>
+                    </a:blip>
+                    <a:srcRect/>
+                    <a:stretch>
+                      <a:fillRect/>
+                    </a:stretch>
+                  </pic:blipFill>
+                  <pic:spPr bwMode="auto">
+                    <a:xfrm>
+                      <a:off x="0" y="0"/>
+                      <a:ext cx="6188710" cy="5403850"/>
+                    </a:xfrm>
+                    <a:prstGeom prst="rect">
+                      <a:avLst/>
+                    </a:prstGeom>
+                    <a:noFill/>
+                    <a:ln>
+                      <a:noFill/>
+                    </a:ln>
+                  </pic:spPr>
+                </pic:pic>
+              </a:graphicData>
+            </a:graphic>
+          </wp:inline>
+        </w:drawing>
+      </w:r>
+    </w:p>
+    <w:p>
+      <w:r>
+        <w:rPr>
+          <w:noProof/>
+        </w:rPr>
+        <w:lastRenderedPageBreak/>
+        <w:drawing>
+          <wp:inline distT="0" distB="0" distL="0" distR="0" wp14:anchorId="103C52C2" wp14:editId="2C3F5BF8">
+            <wp:extent cx="6188710" cy="5124450"/>
+            <wp:effectExtent l="0" t="0" r="2540" b="0"/>
+            <wp:docPr id="1203434693" name="Picture 2"/>
+            <wp:cNvGraphicFramePr>
+              <a:graphicFrameLocks xmlns:a="http://schemas.openxmlformats.org/drawingml/2006/main" noChangeAspect="1"/>
+            </wp:cNvGraphicFramePr>
+            <a:graphic xmlns:a="http://schemas.openxmlformats.org/drawingml/2006/main">
+              <a:graphicData uri="http://schemas.openxmlformats.org/drawingml/2006/picture">
+                <pic:pic xmlns:pic="http://schemas.openxmlformats.org/drawingml/2006/picture">
+                  <pic:nvPicPr>
+                    <pic:cNvPr id="0" name="Picture 2"/>
+                    <pic:cNvPicPr>
+                      <a:picLocks noChangeAspect="1" noChangeArrowheads="1"/>
+                    </pic:cNvPicPr>
+                  </pic:nvPicPr>
+                  <pic:blipFill>
+                    <a:blip r:embed="rId7">
+                      <a:extLst>
+                        <a:ext uri="{28A0092B-C50C-407E-A947-70E740481C1C}">
+                          <a14:useLocalDpi xmlns:a14="http://schemas.microsoft.com/office/drawing/2010/main" val="0"/>
+                        </a:ext>
+                      </a:extLst>
+                    </a:blip>
+                    <a:srcRect/>
+                    <a:stretch>
+                      <a:fillRect/>
+                    </a:stretch>
+                  </pic:blipFill>
+                  <pic:spPr bwMode="auto">
+                    <a:xfrm>
+                      <a:off x="0" y="0"/>
+                      <a:ext cx="6188710" cy="5124450"/>
+                    </a:xfrm>
+                    <a:prstGeom prst="rect">
+                      <a:avLst/>
+                    </a:prstGeom>
+                    <a:noFill/>
+                    <a:ln>
+                      <a:noFill/>
+                    </a:ln>
+                  </pic:spPr>
+                </pic:pic>
+              </a:graphicData>
+            </a:graphic>
+          </wp:inline>
+        </w:drawing>
+      </w:r>
+    </w:p>
+    <w:p>
+      <w:pPr>
+        <w:pStyle w:val="Heading1"/>
+      </w:pPr>
+      <w:r>
+        <w:t>Tela 0</w:t>
+      </w:r>
+      <w:r>
+        <w:t>3</w:t>
+      </w:r>
+      <w:r>
+        <w:t xml:space="preserve">: </w:t>
+      </w:r>
+      <w:r>
+        <w:t>Calculadora de Dano</w:t>
+      </w:r>
+    </w:p>
+    <w:tbl>
+      <w:tblPr>
+        <w:tblStyle w:val="TableGrid"/>
         <w:tblW w:w="0" w:type="auto"/>
         <w:tblLook w:val="04A0" w:firstRow="1" w:lastRow="0" w:firstColumn="1" w:lastColumn="0" w:noHBand="0" w:noVBand="1"/>
       </w:tblPr>
@@ -3157,38 +6740,24 @@
             <w:r>
               <w:t>O texto deve estar escrito no formato “{</w:t>
             </w:r>
-            <w:proofErr w:type="spellStart"/>
             <w:r>
               <w:t>numDice</w:t>
             </w:r>
-            <w:proofErr w:type="spellEnd"/>
             <w:r>
               <w:t>}D</w:t>
             </w:r>
             <w:r>
-              <w:t xml:space="preserve"> + {</w:t>
-            </w:r>
-            <w:proofErr w:type="spellStart"/>
-            <w:r>
-              <w:t>bonus</w:t>
-            </w:r>
-            <w:proofErr w:type="spellEnd"/>
-            <w:r>
-              <w:t>} {</w:t>
-            </w:r>
-            <w:proofErr w:type="spellStart"/>
+              <w:t xml:space="preserve"> + {bonus} {</w:t>
+            </w:r>
             <w:r>
               <w:t>damageType</w:t>
             </w:r>
-            <w:proofErr w:type="spellEnd"/>
             <w:r>
               <w:t>} (+{</w:t>
             </w:r>
-            <w:proofErr w:type="spellStart"/>
             <w:r>
               <w:t>att</w:t>
             </w:r>
-            <w:proofErr w:type="spellEnd"/>
             <w:r>
               <w:t>})</w:t>
             </w:r>
@@ -3234,15 +6803,7 @@
               <w:jc w:val="left"/>
             </w:pPr>
             <w:r>
-              <w:t xml:space="preserve">Botão de </w:t>
-            </w:r>
-            <w:proofErr w:type="spellStart"/>
-            <w:r>
-              <w:t>Prencher</w:t>
-            </w:r>
-            <w:proofErr w:type="spellEnd"/>
-            <w:r>
-              <w:t xml:space="preserve"> Campos</w:t>
+              <w:t>Botão de Prencher Campos</w:t>
             </w:r>
           </w:p>
         </w:tc>
@@ -3284,15 +6845,7 @@
               <w:jc w:val="left"/>
             </w:pPr>
             <w:r>
-              <w:t xml:space="preserve">Ao preencher os dados corretamente do campo de ID 01, preenche </w:t>
-            </w:r>
-            <w:proofErr w:type="spellStart"/>
-            <w:r>
-              <w:t>automáticamente</w:t>
-            </w:r>
-            <w:proofErr w:type="spellEnd"/>
-            <w:r>
-              <w:t xml:space="preserve"> os campos de ID 06, 07, 08, 09</w:t>
+              <w:t>Ao preencher os dados corretamente do campo de ID 01, preenche automáticamente os campos de ID 06, 07, 08, 09</w:t>
             </w:r>
           </w:p>
         </w:tc>
@@ -3384,23 +6937,7 @@
               <w:jc w:val="left"/>
             </w:pPr>
             <w:r>
-              <w:t>Exibe o dano causado no formato “{</w:t>
-            </w:r>
-            <w:proofErr w:type="spellStart"/>
-            <w:r>
-              <w:t>damage</w:t>
-            </w:r>
-            <w:proofErr w:type="spellEnd"/>
-            <w:r>
-              <w:t>} {</w:t>
-            </w:r>
-            <w:proofErr w:type="spellStart"/>
-            <w:r>
-              <w:t>damageType</w:t>
-            </w:r>
-            <w:proofErr w:type="spellEnd"/>
-            <w:r>
-              <w:t xml:space="preserve">}”, porém apenas se os dados obrigatórios forem </w:t>
+              <w:t xml:space="preserve">Exibe o dano causado no formato “{damage} {damageType}”, porém apenas se os dados obrigatórios forem </w:t>
             </w:r>
             <w:r>
               <w:t>preenchidos e o botão ID 04 for clicado.</w:t>
@@ -3675,7 +7212,11 @@
               <w:t>Obrigatório</w:t>
             </w:r>
             <w:r>
-              <w:t>, apenas números positivos</w:t>
+              <w:t xml:space="preserve">, apenas </w:t>
+            </w:r>
+            <w:r>
+              <w:lastRenderedPageBreak/>
+              <w:t>números positivos</w:t>
             </w:r>
           </w:p>
         </w:tc>
@@ -3688,6 +7229,7 @@
           </w:tcPr>
           <w:p>
             <w:r>
+              <w:lastRenderedPageBreak/>
               <w:t>07</w:t>
             </w:r>
           </w:p>
@@ -3774,7 +7316,6 @@
           </w:tcPr>
           <w:p>
             <w:r>
-              <w:lastRenderedPageBreak/>
               <w:t>08</w:t>
             </w:r>
           </w:p>
@@ -4015,15 +7556,7 @@
               <w:t>aleatoriamente</w:t>
             </w:r>
             <w:r>
-              <w:t xml:space="preserve"> no formato “{dice1} + {dice2} + {dice</w:t>
-            </w:r>
-            <w:proofErr w:type="gramStart"/>
-            <w:r>
-              <w:t>2}...</w:t>
-            </w:r>
-            <w:proofErr w:type="gramEnd"/>
-            <w:r>
-              <w:t>”</w:t>
+              <w:t xml:space="preserve"> no formato “{dice1} + {dice2} + {dice2}...”</w:t>
             </w:r>
           </w:p>
         </w:tc>
@@ -4272,15 +7805,7 @@
               <w:jc w:val="left"/>
             </w:pPr>
             <w:r>
-              <w:t>Deve ser inserido um número positivo ou uma fração. Se for um número positivo, exibe no formato “{num}x”, se for uma fração, ela é calculada e exibida no formato “{num}/{</w:t>
-            </w:r>
-            <w:proofErr w:type="spellStart"/>
-            <w:r>
-              <w:t>den</w:t>
-            </w:r>
-            <w:proofErr w:type="spellEnd"/>
-            <w:r>
-              <w:t>}”. Por padrão é 1x.</w:t>
+              <w:t>Deve ser inserido um número positivo ou uma fração. Se for um número positivo, exibe no formato “{num}x”, se for uma fração, ela é calculada e exibida no formato “{num}/{den}”. Por padrão é 1x.</w:t>
             </w:r>
           </w:p>
         </w:tc>
@@ -4468,12 +7993,12 @@
     </w:tbl>
     <w:p>
       <w:pPr>
-        <w:pStyle w:val="Ttulo2"/>
+        <w:pStyle w:val="Heading2"/>
       </w:pPr>
     </w:p>
     <w:p>
       <w:pPr>
-        <w:pStyle w:val="Ttulo2"/>
+        <w:pStyle w:val="Heading2"/>
       </w:pPr>
       <w:r>
         <w:t>Campos</w:t>
@@ -4481,7 +8006,7 @@
     </w:p>
     <w:p>
       <w:pPr>
-        <w:pStyle w:val="Ttulo3"/>
+        <w:pStyle w:val="Heading3"/>
       </w:pPr>
       <w:r>
         <w:t xml:space="preserve">Dano </w:t>
@@ -4515,7 +8040,6 @@
       <w:r>
         <w:t xml:space="preserve"> </w:t>
       </w:r>
-      <w:proofErr w:type="gramStart"/>
       <w:r>
         <w:t xml:space="preserve">+ </w:t>
       </w:r>
@@ -4523,11 +8047,7 @@
         <w:t xml:space="preserve"> </w:t>
       </w:r>
       <w:r>
-        <w:t>Outro</w:t>
-      </w:r>
-      <w:proofErr w:type="gramEnd"/>
-      <w:r>
-        <w:t xml:space="preserve"> Modificador</w:t>
+        <w:t>Outro Modificador</w:t>
       </w:r>
       <w:r>
         <w:t xml:space="preserve"> </w:t>
@@ -4582,7 +8102,7 @@
     </w:p>
     <w:p>
       <w:pPr>
-        <w:pStyle w:val="Ttulo3"/>
+        <w:pStyle w:val="Heading3"/>
       </w:pPr>
       <w:r>
         <w:t>Escreva o Dano</w:t>
@@ -4593,53 +8113,13 @@
         <w:t xml:space="preserve">O usuário deverá escrever um texto no formato </w:t>
       </w:r>
       <w:r>
-        <w:t>“{</w:t>
-      </w:r>
-      <w:proofErr w:type="spellStart"/>
-      <w:r>
-        <w:t>numDice</w:t>
-      </w:r>
-      <w:proofErr w:type="spellEnd"/>
-      <w:r>
-        <w:t>}D + {</w:t>
-      </w:r>
-      <w:proofErr w:type="spellStart"/>
-      <w:r>
-        <w:t>bonus</w:t>
-      </w:r>
-      <w:proofErr w:type="spellEnd"/>
-      <w:r>
-        <w:t>} {</w:t>
-      </w:r>
-      <w:proofErr w:type="spellStart"/>
-      <w:r>
-        <w:t>damageType</w:t>
-      </w:r>
-      <w:proofErr w:type="spellEnd"/>
-      <w:r>
-        <w:t>} (+{</w:t>
-      </w:r>
-      <w:proofErr w:type="spellStart"/>
-      <w:r>
-        <w:t>att</w:t>
-      </w:r>
-      <w:proofErr w:type="spellEnd"/>
-      <w:r>
-        <w:t>})”</w:t>
+        <w:t>“{numDice}D + {bonus} {damageType} (+{att})”</w:t>
       </w:r>
       <w:r>
         <w:t xml:space="preserve">. Na prática, o texto ficará com essa cara: </w:t>
       </w:r>
       <w:r>
-        <w:t>3D+</w:t>
-      </w:r>
-      <w:proofErr w:type="gramStart"/>
-      <w:r>
-        <w:t>2 queimadura</w:t>
-      </w:r>
-      <w:proofErr w:type="gramEnd"/>
-      <w:r>
-        <w:t xml:space="preserve"> (+poder)</w:t>
+        <w:t>3D+2 queimadura (+poder)</w:t>
       </w:r>
       <w:r>
         <w:t>. O usuário vai poder escrever com quantos espaçamentos quiser, desde que o sistema seja capaz de identificar:</w:t>
@@ -4647,7 +8127,7 @@
     </w:p>
     <w:p>
       <w:pPr>
-        <w:pStyle w:val="PargrafodaLista"/>
+        <w:pStyle w:val="ListParagraph"/>
         <w:numPr>
           <w:ilvl w:val="0"/>
           <w:numId w:val="1"/>
@@ -4669,19 +8149,20 @@
     </w:p>
     <w:p>
       <w:pPr>
-        <w:pStyle w:val="PargrafodaLista"/>
+        <w:pStyle w:val="ListParagraph"/>
         <w:numPr>
           <w:ilvl w:val="0"/>
           <w:numId w:val="1"/>
         </w:numPr>
       </w:pPr>
       <w:r>
+        <w:lastRenderedPageBreak/>
         <w:t>Bônus de Dano: Esse é o número que fica depois do número de dados. Ele pode ser positivo ou negativo, sendo escrito como “+1”, “-1” ou “1”. Esse campo é opcional, então se não houver número, é considerado o valor 0.</w:t>
       </w:r>
     </w:p>
     <w:p>
       <w:pPr>
-        <w:pStyle w:val="PargrafodaLista"/>
+        <w:pStyle w:val="ListParagraph"/>
         <w:numPr>
           <w:ilvl w:val="0"/>
           <w:numId w:val="1"/>
@@ -4692,19 +8173,10 @@
           <w:b/>
           <w:bCs/>
         </w:rPr>
-        <w:lastRenderedPageBreak/>
         <w:t>Tipo de Dano</w:t>
       </w:r>
       <w:r>
-        <w:t xml:space="preserve">: Fica depois do bônus de dano e do </w:t>
-      </w:r>
-      <w:proofErr w:type="spellStart"/>
-      <w:r>
-        <w:t>númeor</w:t>
-      </w:r>
-      <w:proofErr w:type="spellEnd"/>
-      <w:r>
-        <w:t xml:space="preserve"> de dados. Ele é </w:t>
+        <w:t xml:space="preserve">: Fica depois do bônus de dano e do númeor de dados. Ele é </w:t>
       </w:r>
       <w:r>
         <w:t>consultado no sistema pela “Lista de Danos”. O nome pode estar escrito completo ou abreviado</w:t>
@@ -4724,7 +8196,7 @@
     </w:p>
     <w:p>
       <w:pPr>
-        <w:pStyle w:val="PargrafodaLista"/>
+        <w:pStyle w:val="ListParagraph"/>
         <w:numPr>
           <w:ilvl w:val="0"/>
           <w:numId w:val="1"/>
@@ -4741,26 +8213,10 @@
         <w:t xml:space="preserve">: O atributo normalmente é escrito como “(+pod)” ou “(+poder)”, porém a aspas (“”) e o sinal de </w:t>
       </w:r>
       <w:r>
-        <w:t xml:space="preserve">positivo (+) são opcionais. Após o tipo de dano, o sistema deve verificar se há ou não mais texto. Não </w:t>
-      </w:r>
-      <w:proofErr w:type="spellStart"/>
-      <w:r>
-        <w:t>não</w:t>
-      </w:r>
-      <w:proofErr w:type="spellEnd"/>
-      <w:r>
-        <w:t xml:space="preserve"> houver, considerar que o atributo é “Nenhum”</w:t>
-      </w:r>
-      <w:r>
-        <w:t xml:space="preserve">. Se houver mais texto, tentar identificar se esse texto (ignorando qualquer </w:t>
-      </w:r>
-      <w:proofErr w:type="spellStart"/>
-      <w:r>
-        <w:t>caracter</w:t>
-      </w:r>
-      <w:proofErr w:type="spellEnd"/>
-      <w:r>
-        <w:t xml:space="preserve"> especial) </w:t>
+        <w:t>positivo (+) são opcionais. Após o tipo de dano, o sistema deve verificar se há ou não mais texto. Não não houver, considerar que o atributo é “Nenhum”</w:t>
+      </w:r>
+      <w:r>
+        <w:t xml:space="preserve">. Se houver mais texto, tentar identificar se esse texto (ignorando qualquer caracter especial) </w:t>
       </w:r>
       <w:r>
         <w:t>é um dos 9 atributos secundários da ficha. Pode estar escrito abreviado, com ou sem pontuação. Se for identificado, utilizar o valor do atributo. Se não for identificado, considerar 0.</w:t>
@@ -5295,13 +8751,13 @@
   <w:style w:type="paragraph" w:default="1" w:styleId="Normal">
     <w:name w:val="Normal"/>
     <w:qFormat/>
-    <w:rsid w:val="004F20EF"/>
+    <w:rsid w:val="00AB468E"/>
   </w:style>
-  <w:style w:type="paragraph" w:styleId="Ttulo1">
+  <w:style w:type="paragraph" w:styleId="Heading1">
     <w:name w:val="heading 1"/>
     <w:basedOn w:val="Normal"/>
     <w:next w:val="Normal"/>
-    <w:link w:val="Ttulo1Char"/>
+    <w:link w:val="Heading1Char"/>
     <w:uiPriority w:val="9"/>
     <w:qFormat/>
     <w:rsid w:val="00B553A8"/>
@@ -5322,11 +8778,11 @@
       <w:szCs w:val="32"/>
     </w:rPr>
   </w:style>
-  <w:style w:type="paragraph" w:styleId="Ttulo2">
+  <w:style w:type="paragraph" w:styleId="Heading2">
     <w:name w:val="heading 2"/>
     <w:basedOn w:val="Normal"/>
     <w:next w:val="Normal"/>
-    <w:link w:val="Ttulo2Char"/>
+    <w:link w:val="Heading2Char"/>
     <w:uiPriority w:val="9"/>
     <w:unhideWhenUsed/>
     <w:qFormat/>
@@ -5346,11 +8802,11 @@
       <w:szCs w:val="28"/>
     </w:rPr>
   </w:style>
-  <w:style w:type="paragraph" w:styleId="Ttulo3">
+  <w:style w:type="paragraph" w:styleId="Heading3">
     <w:name w:val="heading 3"/>
     <w:basedOn w:val="Normal"/>
     <w:next w:val="Normal"/>
-    <w:link w:val="Ttulo3Char"/>
+    <w:link w:val="Heading3Char"/>
     <w:uiPriority w:val="9"/>
     <w:unhideWhenUsed/>
     <w:qFormat/>
@@ -5367,11 +8823,11 @@
       <w:szCs w:val="24"/>
     </w:rPr>
   </w:style>
-  <w:style w:type="paragraph" w:styleId="Ttulo4">
+  <w:style w:type="paragraph" w:styleId="Heading4">
     <w:name w:val="heading 4"/>
     <w:basedOn w:val="Normal"/>
     <w:next w:val="Normal"/>
-    <w:link w:val="Ttulo4Char"/>
+    <w:link w:val="Heading4Char"/>
     <w:uiPriority w:val="9"/>
     <w:semiHidden/>
     <w:unhideWhenUsed/>
@@ -5391,11 +8847,11 @@
       <w:szCs w:val="22"/>
     </w:rPr>
   </w:style>
-  <w:style w:type="paragraph" w:styleId="Ttulo5">
+  <w:style w:type="paragraph" w:styleId="Heading5">
     <w:name w:val="heading 5"/>
     <w:basedOn w:val="Normal"/>
     <w:next w:val="Normal"/>
-    <w:link w:val="Ttulo5Char"/>
+    <w:link w:val="Heading5Char"/>
     <w:uiPriority w:val="9"/>
     <w:semiHidden/>
     <w:unhideWhenUsed/>
@@ -5414,11 +8870,11 @@
       <w:szCs w:val="22"/>
     </w:rPr>
   </w:style>
-  <w:style w:type="paragraph" w:styleId="Ttulo6">
+  <w:style w:type="paragraph" w:styleId="Heading6">
     <w:name w:val="heading 6"/>
     <w:basedOn w:val="Normal"/>
     <w:next w:val="Normal"/>
-    <w:link w:val="Ttulo6Char"/>
+    <w:link w:val="Heading6Char"/>
     <w:uiPriority w:val="9"/>
     <w:semiHidden/>
     <w:unhideWhenUsed/>
@@ -5437,11 +8893,11 @@
       <w:szCs w:val="22"/>
     </w:rPr>
   </w:style>
-  <w:style w:type="paragraph" w:styleId="Ttulo7">
+  <w:style w:type="paragraph" w:styleId="Heading7">
     <w:name w:val="heading 7"/>
     <w:basedOn w:val="Normal"/>
     <w:next w:val="Normal"/>
-    <w:link w:val="Ttulo7Char"/>
+    <w:link w:val="Heading7Char"/>
     <w:uiPriority w:val="9"/>
     <w:semiHidden/>
     <w:unhideWhenUsed/>
@@ -5460,11 +8916,11 @@
       <w:spacing w:val="10"/>
     </w:rPr>
   </w:style>
-  <w:style w:type="paragraph" w:styleId="Ttulo8">
+  <w:style w:type="paragraph" w:styleId="Heading8">
     <w:name w:val="heading 8"/>
     <w:basedOn w:val="Normal"/>
     <w:next w:val="Normal"/>
-    <w:link w:val="Ttulo8Char"/>
+    <w:link w:val="Heading8Char"/>
     <w:uiPriority w:val="9"/>
     <w:semiHidden/>
     <w:unhideWhenUsed/>
@@ -5484,11 +8940,11 @@
       <w:color w:val="3A7C22" w:themeColor="accent6" w:themeShade="BF"/>
     </w:rPr>
   </w:style>
-  <w:style w:type="paragraph" w:styleId="Ttulo9">
+  <w:style w:type="paragraph" w:styleId="Heading9">
     <w:name w:val="heading 9"/>
     <w:basedOn w:val="Normal"/>
     <w:next w:val="Normal"/>
-    <w:link w:val="Ttulo9Char"/>
+    <w:link w:val="Heading9Char"/>
     <w:uiPriority w:val="9"/>
     <w:semiHidden/>
     <w:unhideWhenUsed/>
@@ -5508,13 +8964,13 @@
       <w:color w:val="275317" w:themeColor="accent6" w:themeShade="80"/>
     </w:rPr>
   </w:style>
-  <w:style w:type="character" w:default="1" w:styleId="Fontepargpadro">
+  <w:style w:type="character" w:default="1" w:styleId="DefaultParagraphFont">
     <w:name w:val="Default Paragraph Font"/>
     <w:uiPriority w:val="1"/>
     <w:semiHidden/>
     <w:unhideWhenUsed/>
   </w:style>
-  <w:style w:type="table" w:default="1" w:styleId="Tabelanormal">
+  <w:style w:type="table" w:default="1" w:styleId="TableNormal">
     <w:name w:val="Normal Table"/>
     <w:uiPriority w:val="99"/>
     <w:semiHidden/>
@@ -5529,16 +8985,16 @@
       </w:tblCellMar>
     </w:tblPr>
   </w:style>
-  <w:style w:type="numbering" w:default="1" w:styleId="Semlista">
+  <w:style w:type="numbering" w:default="1" w:styleId="NoList">
     <w:name w:val="No List"/>
     <w:uiPriority w:val="99"/>
     <w:semiHidden/>
     <w:unhideWhenUsed/>
   </w:style>
-  <w:style w:type="character" w:customStyle="1" w:styleId="Ttulo1Char">
-    <w:name w:val="Título 1 Char"/>
-    <w:basedOn w:val="Fontepargpadro"/>
-    <w:link w:val="Ttulo1"/>
+  <w:style w:type="character" w:customStyle="1" w:styleId="Heading1Char">
+    <w:name w:val="Heading 1 Char"/>
+    <w:basedOn w:val="DefaultParagraphFont"/>
+    <w:link w:val="Heading1"/>
     <w:uiPriority w:val="9"/>
     <w:rsid w:val="00B553A8"/>
     <w:rPr>
@@ -5550,10 +9006,10 @@
       <w:szCs w:val="32"/>
     </w:rPr>
   </w:style>
-  <w:style w:type="character" w:customStyle="1" w:styleId="Ttulo2Char">
-    <w:name w:val="Título 2 Char"/>
-    <w:basedOn w:val="Fontepargpadro"/>
-    <w:link w:val="Ttulo2"/>
+  <w:style w:type="character" w:customStyle="1" w:styleId="Heading2Char">
+    <w:name w:val="Heading 2 Char"/>
+    <w:basedOn w:val="DefaultParagraphFont"/>
+    <w:link w:val="Heading2"/>
     <w:uiPriority w:val="9"/>
     <w:rsid w:val="00B553A8"/>
     <w:rPr>
@@ -5563,10 +9019,10 @@
       <w:szCs w:val="28"/>
     </w:rPr>
   </w:style>
-  <w:style w:type="character" w:customStyle="1" w:styleId="Ttulo3Char">
-    <w:name w:val="Título 3 Char"/>
-    <w:basedOn w:val="Fontepargpadro"/>
-    <w:link w:val="Ttulo3"/>
+  <w:style w:type="character" w:customStyle="1" w:styleId="Heading3Char">
+    <w:name w:val="Heading 3 Char"/>
+    <w:basedOn w:val="DefaultParagraphFont"/>
+    <w:link w:val="Heading3"/>
     <w:uiPriority w:val="9"/>
     <w:rsid w:val="00DD22CB"/>
     <w:rPr>
@@ -5576,10 +9032,10 @@
       <w:szCs w:val="24"/>
     </w:rPr>
   </w:style>
-  <w:style w:type="character" w:customStyle="1" w:styleId="Ttulo4Char">
-    <w:name w:val="Título 4 Char"/>
-    <w:basedOn w:val="Fontepargpadro"/>
-    <w:link w:val="Ttulo4"/>
+  <w:style w:type="character" w:customStyle="1" w:styleId="Heading4Char">
+    <w:name w:val="Heading 4 Char"/>
+    <w:basedOn w:val="DefaultParagraphFont"/>
+    <w:link w:val="Heading4"/>
     <w:uiPriority w:val="9"/>
     <w:semiHidden/>
     <w:rsid w:val="00DD22CB"/>
@@ -5592,10 +9048,10 @@
       <w:szCs w:val="22"/>
     </w:rPr>
   </w:style>
-  <w:style w:type="character" w:customStyle="1" w:styleId="Ttulo5Char">
-    <w:name w:val="Título 5 Char"/>
-    <w:basedOn w:val="Fontepargpadro"/>
-    <w:link w:val="Ttulo5"/>
+  <w:style w:type="character" w:customStyle="1" w:styleId="Heading5Char">
+    <w:name w:val="Heading 5 Char"/>
+    <w:basedOn w:val="DefaultParagraphFont"/>
+    <w:link w:val="Heading5"/>
     <w:uiPriority w:val="9"/>
     <w:semiHidden/>
     <w:rsid w:val="00DD22CB"/>
@@ -5607,10 +9063,10 @@
       <w:szCs w:val="22"/>
     </w:rPr>
   </w:style>
-  <w:style w:type="character" w:customStyle="1" w:styleId="Ttulo6Char">
-    <w:name w:val="Título 6 Char"/>
-    <w:basedOn w:val="Fontepargpadro"/>
-    <w:link w:val="Ttulo6"/>
+  <w:style w:type="character" w:customStyle="1" w:styleId="Heading6Char">
+    <w:name w:val="Heading 6 Char"/>
+    <w:basedOn w:val="DefaultParagraphFont"/>
+    <w:link w:val="Heading6"/>
     <w:uiPriority w:val="9"/>
     <w:semiHidden/>
     <w:rsid w:val="00DD22CB"/>
@@ -5622,10 +9078,10 @@
       <w:szCs w:val="22"/>
     </w:rPr>
   </w:style>
-  <w:style w:type="character" w:customStyle="1" w:styleId="Ttulo7Char">
-    <w:name w:val="Título 7 Char"/>
-    <w:basedOn w:val="Fontepargpadro"/>
-    <w:link w:val="Ttulo7"/>
+  <w:style w:type="character" w:customStyle="1" w:styleId="Heading7Char">
+    <w:name w:val="Heading 7 Char"/>
+    <w:basedOn w:val="DefaultParagraphFont"/>
+    <w:link w:val="Heading7"/>
     <w:uiPriority w:val="9"/>
     <w:semiHidden/>
     <w:rsid w:val="00DD22CB"/>
@@ -5637,10 +9093,10 @@
       <w:spacing w:val="10"/>
     </w:rPr>
   </w:style>
-  <w:style w:type="character" w:customStyle="1" w:styleId="Ttulo8Char">
-    <w:name w:val="Título 8 Char"/>
-    <w:basedOn w:val="Fontepargpadro"/>
-    <w:link w:val="Ttulo8"/>
+  <w:style w:type="character" w:customStyle="1" w:styleId="Heading8Char">
+    <w:name w:val="Heading 8 Char"/>
+    <w:basedOn w:val="DefaultParagraphFont"/>
+    <w:link w:val="Heading8"/>
     <w:uiPriority w:val="9"/>
     <w:semiHidden/>
     <w:rsid w:val="00DD22CB"/>
@@ -5653,10 +9109,10 @@
       <w:color w:val="3A7C22" w:themeColor="accent6" w:themeShade="BF"/>
     </w:rPr>
   </w:style>
-  <w:style w:type="character" w:customStyle="1" w:styleId="Ttulo9Char">
-    <w:name w:val="Título 9 Char"/>
-    <w:basedOn w:val="Fontepargpadro"/>
-    <w:link w:val="Ttulo9"/>
+  <w:style w:type="character" w:customStyle="1" w:styleId="Heading9Char">
+    <w:name w:val="Heading 9 Char"/>
+    <w:basedOn w:val="DefaultParagraphFont"/>
+    <w:link w:val="Heading9"/>
     <w:uiPriority w:val="9"/>
     <w:semiHidden/>
     <w:rsid w:val="00DD22CB"/>
@@ -5669,11 +9125,11 @@
       <w:color w:val="275317" w:themeColor="accent6" w:themeShade="80"/>
     </w:rPr>
   </w:style>
-  <w:style w:type="paragraph" w:styleId="Ttulo">
+  <w:style w:type="paragraph" w:styleId="Title">
     <w:name w:val="Title"/>
     <w:basedOn w:val="Normal"/>
     <w:next w:val="Normal"/>
-    <w:link w:val="TtuloChar"/>
+    <w:link w:val="TitleChar"/>
     <w:uiPriority w:val="10"/>
     <w:qFormat/>
     <w:rsid w:val="00DD22CB"/>
@@ -5691,10 +9147,10 @@
       <w:szCs w:val="52"/>
     </w:rPr>
   </w:style>
-  <w:style w:type="character" w:customStyle="1" w:styleId="TtuloChar">
-    <w:name w:val="Título Char"/>
-    <w:basedOn w:val="Fontepargpadro"/>
-    <w:link w:val="Ttulo"/>
+  <w:style w:type="character" w:customStyle="1" w:styleId="TitleChar">
+    <w:name w:val="Title Char"/>
+    <w:basedOn w:val="DefaultParagraphFont"/>
+    <w:link w:val="Title"/>
     <w:uiPriority w:val="10"/>
     <w:rsid w:val="00DD22CB"/>
     <w:rPr>
@@ -5704,11 +9160,11 @@
       <w:szCs w:val="52"/>
     </w:rPr>
   </w:style>
-  <w:style w:type="paragraph" w:styleId="Subttulo">
+  <w:style w:type="paragraph" w:styleId="Subtitle">
     <w:name w:val="Subtitle"/>
     <w:basedOn w:val="Normal"/>
     <w:next w:val="Normal"/>
-    <w:link w:val="SubttuloChar"/>
+    <w:link w:val="SubtitleChar"/>
     <w:uiPriority w:val="11"/>
     <w:qFormat/>
     <w:rsid w:val="00DD22CB"/>
@@ -5720,21 +9176,21 @@
       <w:rFonts w:asciiTheme="majorHAnsi" w:eastAsiaTheme="majorEastAsia" w:hAnsiTheme="majorHAnsi" w:cstheme="majorBidi"/>
     </w:rPr>
   </w:style>
-  <w:style w:type="character" w:customStyle="1" w:styleId="SubttuloChar">
-    <w:name w:val="Subtítulo Char"/>
-    <w:basedOn w:val="Fontepargpadro"/>
-    <w:link w:val="Subttulo"/>
+  <w:style w:type="character" w:customStyle="1" w:styleId="SubtitleChar">
+    <w:name w:val="Subtitle Char"/>
+    <w:basedOn w:val="DefaultParagraphFont"/>
+    <w:link w:val="Subtitle"/>
     <w:uiPriority w:val="11"/>
     <w:rsid w:val="00DD22CB"/>
     <w:rPr>
       <w:rFonts w:asciiTheme="majorHAnsi" w:eastAsiaTheme="majorEastAsia" w:hAnsiTheme="majorHAnsi" w:cstheme="majorBidi"/>
     </w:rPr>
   </w:style>
-  <w:style w:type="paragraph" w:styleId="Citao">
+  <w:style w:type="paragraph" w:styleId="Quote">
     <w:name w:val="Quote"/>
     <w:basedOn w:val="Normal"/>
     <w:next w:val="Normal"/>
-    <w:link w:val="CitaoChar"/>
+    <w:link w:val="QuoteChar"/>
     <w:uiPriority w:val="29"/>
     <w:qFormat/>
     <w:rsid w:val="00DD22CB"/>
@@ -5743,10 +9199,10 @@
       <w:iCs/>
     </w:rPr>
   </w:style>
-  <w:style w:type="character" w:customStyle="1" w:styleId="CitaoChar">
-    <w:name w:val="Citação Char"/>
-    <w:basedOn w:val="Fontepargpadro"/>
-    <w:link w:val="Citao"/>
+  <w:style w:type="character" w:customStyle="1" w:styleId="QuoteChar">
+    <w:name w:val="Quote Char"/>
+    <w:basedOn w:val="DefaultParagraphFont"/>
+    <w:link w:val="Quote"/>
     <w:uiPriority w:val="29"/>
     <w:rsid w:val="00DD22CB"/>
     <w:rPr>
@@ -5754,7 +9210,7 @@
       <w:iCs/>
     </w:rPr>
   </w:style>
-  <w:style w:type="paragraph" w:styleId="PargrafodaLista">
+  <w:style w:type="paragraph" w:styleId="ListParagraph">
     <w:name w:val="List Paragraph"/>
     <w:basedOn w:val="Normal"/>
     <w:uiPriority w:val="34"/>
@@ -5765,7 +9221,7 @@
       <w:contextualSpacing/>
     </w:pPr>
   </w:style>
-  <w:style w:type="character" w:styleId="nfaseIntensa">
+  <w:style w:type="character" w:styleId="IntenseEmphasis">
     <w:name w:val="Intense Emphasis"/>
     <w:uiPriority w:val="21"/>
     <w:qFormat/>
@@ -5779,11 +9235,11 @@
       <w:spacing w:val="10"/>
     </w:rPr>
   </w:style>
-  <w:style w:type="paragraph" w:styleId="CitaoIntensa">
+  <w:style w:type="paragraph" w:styleId="IntenseQuote">
     <w:name w:val="Intense Quote"/>
     <w:basedOn w:val="Normal"/>
     <w:next w:val="Normal"/>
-    <w:link w:val="CitaoIntensaChar"/>
+    <w:link w:val="IntenseQuoteChar"/>
     <w:uiPriority w:val="30"/>
     <w:qFormat/>
     <w:rsid w:val="00DD22CB"/>
@@ -5801,10 +9257,10 @@
       <w:iCs/>
     </w:rPr>
   </w:style>
-  <w:style w:type="character" w:customStyle="1" w:styleId="CitaoIntensaChar">
-    <w:name w:val="Citação Intensa Char"/>
-    <w:basedOn w:val="Fontepargpadro"/>
-    <w:link w:val="CitaoIntensa"/>
+  <w:style w:type="character" w:customStyle="1" w:styleId="IntenseQuoteChar">
+    <w:name w:val="Intense Quote Char"/>
+    <w:basedOn w:val="DefaultParagraphFont"/>
+    <w:link w:val="IntenseQuote"/>
     <w:uiPriority w:val="30"/>
     <w:rsid w:val="00DD22CB"/>
     <w:rPr>
@@ -5814,7 +9270,7 @@
       <w:iCs/>
     </w:rPr>
   </w:style>
-  <w:style w:type="character" w:styleId="RefernciaIntensa">
+  <w:style w:type="character" w:styleId="IntenseReference">
     <w:name w:val="Intense Reference"/>
     <w:uiPriority w:val="32"/>
     <w:qFormat/>
@@ -5829,9 +9285,9 @@
       <w:u w:val="single"/>
     </w:rPr>
   </w:style>
-  <w:style w:type="table" w:styleId="Tabelacomgrade">
+  <w:style w:type="table" w:styleId="TableGrid">
     <w:name w:val="Table Grid"/>
-    <w:basedOn w:val="Tabelanormal"/>
+    <w:basedOn w:val="TableNormal"/>
     <w:uiPriority w:val="39"/>
     <w:rsid w:val="00ED63DC"/>
     <w:pPr>
@@ -5848,7 +9304,7 @@
       </w:tblBorders>
     </w:tblPr>
   </w:style>
-  <w:style w:type="paragraph" w:styleId="Legenda">
+  <w:style w:type="paragraph" w:styleId="Caption">
     <w:name w:val="caption"/>
     <w:basedOn w:val="Normal"/>
     <w:next w:val="Normal"/>
@@ -5865,7 +9321,7 @@
       <w:szCs w:val="16"/>
     </w:rPr>
   </w:style>
-  <w:style w:type="character" w:styleId="Forte">
+  <w:style w:type="character" w:styleId="Strong">
     <w:name w:val="Strong"/>
     <w:uiPriority w:val="22"/>
     <w:qFormat/>
@@ -5876,7 +9332,7 @@
       <w:color w:val="4EA72E" w:themeColor="accent6"/>
     </w:rPr>
   </w:style>
-  <w:style w:type="character" w:styleId="nfase">
+  <w:style w:type="character" w:styleId="Emphasis">
     <w:name w:val="Emphasis"/>
     <w:uiPriority w:val="20"/>
     <w:qFormat/>
@@ -5889,7 +9345,7 @@
       <w:spacing w:val="10"/>
     </w:rPr>
   </w:style>
-  <w:style w:type="paragraph" w:styleId="SemEspaamento">
+  <w:style w:type="paragraph" w:styleId="NoSpacing">
     <w:name w:val="No Spacing"/>
     <w:uiPriority w:val="1"/>
     <w:qFormat/>
@@ -5898,7 +9354,7 @@
       <w:spacing w:after="0" w:line="240" w:lineRule="auto"/>
     </w:pPr>
   </w:style>
-  <w:style w:type="character" w:styleId="nfaseSutil">
+  <w:style w:type="character" w:styleId="SubtleEmphasis">
     <w:name w:val="Subtle Emphasis"/>
     <w:uiPriority w:val="19"/>
     <w:qFormat/>
@@ -5908,7 +9364,7 @@
       <w:iCs/>
     </w:rPr>
   </w:style>
-  <w:style w:type="character" w:styleId="RefernciaSutil">
+  <w:style w:type="character" w:styleId="SubtleReference">
     <w:name w:val="Subtle Reference"/>
     <w:uiPriority w:val="31"/>
     <w:qFormat/>
@@ -5918,7 +9374,7 @@
       <w:bCs/>
     </w:rPr>
   </w:style>
-  <w:style w:type="character" w:styleId="TtulodoLivro">
+  <w:style w:type="character" w:styleId="BookTitle">
     <w:name w:val="Book Title"/>
     <w:uiPriority w:val="33"/>
     <w:qFormat/>
@@ -5931,9 +9387,9 @@
       <w:szCs w:val="20"/>
     </w:rPr>
   </w:style>
-  <w:style w:type="paragraph" w:styleId="CabealhodoSumrio">
+  <w:style w:type="paragraph" w:styleId="TOCHeading">
     <w:name w:val="TOC Heading"/>
-    <w:basedOn w:val="Ttulo1"/>
+    <w:basedOn w:val="Heading1"/>
     <w:next w:val="Normal"/>
     <w:uiPriority w:val="39"/>
     <w:semiHidden/>
@@ -5943,6 +9399,68 @@
     <w:pPr>
       <w:outlineLvl w:val="9"/>
     </w:pPr>
+  </w:style>
+  <w:style w:type="table" w:customStyle="1" w:styleId="Estilo1">
+    <w:name w:val="Estilo1"/>
+    <w:basedOn w:val="TableNormal"/>
+    <w:uiPriority w:val="99"/>
+    <w:rsid w:val="0022200A"/>
+    <w:pPr>
+      <w:spacing w:after="0" w:line="240" w:lineRule="auto"/>
+      <w:jc w:val="left"/>
+    </w:pPr>
+    <w:rPr>
+      <w:rFonts w:eastAsiaTheme="minorHAnsi"/>
+      <w:kern w:val="2"/>
+      <w:sz w:val="24"/>
+      <w:szCs w:val="24"/>
+      <w14:ligatures w14:val="standardContextual"/>
+    </w:rPr>
+    <w:tblPr>
+      <w:tblStyleRowBandSize w:val="1"/>
+      <w:tblBorders>
+        <w:top w:val="double" w:sz="12" w:space="0" w:color="45B0E1" w:themeColor="accent1" w:themeTint="99"/>
+        <w:left w:val="double" w:sz="12" w:space="0" w:color="45B0E1" w:themeColor="accent1" w:themeTint="99"/>
+        <w:bottom w:val="double" w:sz="12" w:space="0" w:color="45B0E1" w:themeColor="accent1" w:themeTint="99"/>
+        <w:right w:val="double" w:sz="12" w:space="0" w:color="45B0E1" w:themeColor="accent1" w:themeTint="99"/>
+      </w:tblBorders>
+    </w:tblPr>
+    <w:tcPr>
+      <w:shd w:val="clear" w:color="auto" w:fill="auto"/>
+      <w:vAlign w:val="center"/>
+    </w:tcPr>
+    <w:tblStylePr w:type="firstRow">
+      <w:pPr>
+        <w:wordWrap/>
+        <w:spacing w:line="300" w:lineRule="auto"/>
+        <w:jc w:val="center"/>
+      </w:pPr>
+      <w:rPr>
+        <w:caps/>
+        <w:smallCaps w:val="0"/>
+      </w:rPr>
+      <w:tblPr/>
+      <w:tcPr>
+        <w:tcBorders>
+          <w:top w:val="double" w:sz="12" w:space="0" w:color="262626" w:themeColor="text1" w:themeTint="D9"/>
+          <w:left w:val="double" w:sz="12" w:space="0" w:color="262626" w:themeColor="text1" w:themeTint="D9"/>
+          <w:right w:val="double" w:sz="12" w:space="0" w:color="262626" w:themeColor="text1" w:themeTint="D9"/>
+        </w:tcBorders>
+        <w:shd w:val="clear" w:color="auto" w:fill="262626" w:themeFill="text1" w:themeFillTint="D9"/>
+      </w:tcPr>
+    </w:tblStylePr>
+    <w:tblStylePr w:type="band1Horz">
+      <w:tblPr/>
+      <w:tcPr>
+        <w:shd w:val="clear" w:color="auto" w:fill="C1E4F5" w:themeFill="accent1" w:themeFillTint="33"/>
+      </w:tcPr>
+    </w:tblStylePr>
+    <w:tblStylePr w:type="band2Horz">
+      <w:tblPr/>
+      <w:tcPr>
+        <w:shd w:val="clear" w:color="auto" w:fill="45B0E1" w:themeFill="accent1" w:themeFillTint="99"/>
+      </w:tcPr>
+    </w:tblStylePr>
   </w:style>
 </w:styles>
 </file>
